--- a/lessons/8-3/downloads/reveal/teacher/8.3-session-2-prerequisite-practice-a.docx
+++ b/lessons/8-3/downloads/reveal/teacher/8.3-session-2-prerequisite-practice-a.docx
@@ -15,10 +15,28 @@
         <w:rPr>
           <w:rFonts w:ascii="Avenir Next" w:hAnsi="Avenir Next" w:cs="Avenir Next" w:eastAsia="Avenir Next"/>
           <w:color w:val="1A1A1A"/>
+          <w:sz w:val="22"/>
+          <w:szCs w:val="20"/>
+        </w:rPr>
+        <w:t xml:space="preserve">Name</w:t>
+      </w:r>
+      <w:r>
+        <w:rPr>
+          <w:rFonts w:ascii="Avenir Next" w:hAnsi="Avenir Next" w:cs="Avenir Next" w:eastAsia="Avenir Next"/>
+          <w:color w:val="1A1A1A"/>
           <w:sz w:val="20"/>
           <w:szCs w:val="20"/>
         </w:rPr>
-        <w:t xml:space="preserve">Name</w:t>
+        <w:tab/>
+      </w:r>
+      <w:r>
+        <w:rPr>
+          <w:rFonts w:ascii="Avenir Next" w:hAnsi="Avenir Next" w:cs="Avenir Next" w:eastAsia="Avenir Next"/>
+          <w:color w:val="1A1A1A"/>
+          <w:sz w:val="22"/>
+          <w:szCs w:val="20"/>
+        </w:rPr>
+        <w:t xml:space="preserve">   Date</w:t>
       </w:r>
       <w:r>
         <w:rPr>
@@ -33,25 +51,7 @@
         <w:rPr>
           <w:rFonts w:ascii="Avenir Next" w:hAnsi="Avenir Next" w:cs="Avenir Next" w:eastAsia="Avenir Next"/>
           <w:color w:val="1A1A1A"/>
-          <w:sz w:val="20"/>
-          <w:szCs w:val="20"/>
-        </w:rPr>
-        <w:t xml:space="preserve">   Date</w:t>
-      </w:r>
-      <w:r>
-        <w:rPr>
-          <w:rFonts w:ascii="Avenir Next" w:hAnsi="Avenir Next" w:cs="Avenir Next" w:eastAsia="Avenir Next"/>
-          <w:color w:val="1A1A1A"/>
-          <w:sz w:val="20"/>
-          <w:szCs w:val="20"/>
-        </w:rPr>
-        <w:tab/>
-      </w:r>
-      <w:r>
-        <w:rPr>
-          <w:rFonts w:ascii="Avenir Next" w:hAnsi="Avenir Next" w:cs="Avenir Next" w:eastAsia="Avenir Next"/>
-          <w:color w:val="1A1A1A"/>
-          <w:sz w:val="20"/>
+          <w:sz w:val="22"/>
           <w:szCs w:val="20"/>
         </w:rPr>
         <w:t xml:space="preserve">   Period</w:t>
@@ -78,7 +78,7 @@
           <w:caps/>
           <w:color w:val="003A70"/>
           <w:spacing w:val="12"/>
-          <w:sz w:val="19"/>
+          <w:sz w:val="22"/>
           <w:szCs w:val="19"/>
         </w:rPr>
         <w:t xml:space="preserve">Lesson 8-3  ·  Session 2  ·  Prerequisite Practice A  ·  Skill 1 of 2</w:t>
@@ -86,6 +86,7 @@
     </w:p>
     <w:p>
       <w:pPr>
+        <w:pStyle w:val="Heading1"/>
         <w:keepNext/>
         <w:spacing w:before="0" w:after="10" w:line="240" w:lineRule="auto"/>
       </w:pPr>
@@ -111,7 +112,7 @@
         <w:rPr>
           <w:rFonts w:ascii="Avenir Next" w:hAnsi="Avenir Next" w:cs="Avenir Next" w:eastAsia="Avenir Next"/>
           <w:color w:val="5A5F66"/>
-          <w:sz w:val="17"/>
+          <w:sz w:val="22"/>
           <w:szCs w:val="17"/>
         </w:rPr>
         <w:t xml:space="preserve">Builds on Grade 5 · 5.NBT.B.5</w:t>
@@ -154,6 +155,7 @@
           </w:tcPr>
           <w:p>
             <w:pPr>
+              <w:pStyle w:val="Heading2"/>
               <w:spacing w:before="0" w:after="0" w:line="252" w:lineRule="auto"/>
             </w:pPr>
             <w:r>
@@ -183,7 +185,7 @@
               <w:rPr>
                 <w:rFonts w:ascii="Avenir Next" w:hAnsi="Avenir Next" w:cs="Avenir Next" w:eastAsia="Avenir Next"/>
                 <w:color w:val="1A1A1A"/>
-                <w:sz w:val="20"/>
+                <w:sz w:val="22"/>
                 <w:szCs w:val="20"/>
               </w:rPr>
               <w:t xml:space="preserve">To solve </w:t>
@@ -193,7 +195,7 @@
                 <w:rFonts w:ascii="Avenir Next" w:hAnsi="Avenir Next" w:cs="Avenir Next" w:eastAsia="Avenir Next"/>
                 <w:i/>
                 <w:color w:val="1A1A1A"/>
-                <w:sz w:val="20"/>
+                <w:sz w:val="22"/>
                 <w:szCs w:val="20"/>
               </w:rPr>
               <w:t xml:space="preserve">s</w:t>
@@ -202,7 +204,7 @@
               <w:rPr>
                 <w:rFonts w:ascii="Avenir Next" w:hAnsi="Avenir Next" w:cs="Avenir Next" w:eastAsia="Avenir Next"/>
                 <w:color w:val="1A1A1A"/>
-                <w:sz w:val="20"/>
+                <w:sz w:val="22"/>
                 <w:szCs w:val="20"/>
               </w:rPr>
               <w:t xml:space="preserve"> ÷ 15 = 14, you multiply 15 × 14.</w:t>
@@ -222,6 +224,7 @@
           </w:tcPr>
           <w:p>
             <w:pPr>
+              <w:pStyle w:val="Heading2"/>
               <w:spacing w:before="0" w:after="0" w:line="252" w:lineRule="auto"/>
             </w:pPr>
             <w:r>
@@ -251,7 +254,7 @@
               <w:rPr>
                 <w:rFonts w:ascii="Avenir Next" w:hAnsi="Avenir Next" w:cs="Avenir Next" w:eastAsia="Avenir Next"/>
                 <w:color w:val="1A1A1A"/>
-                <w:sz w:val="20"/>
+                <w:sz w:val="22"/>
                 <w:szCs w:val="20"/>
               </w:rPr>
               <w:t xml:space="preserve">Multiply two two-digit numbers, like 48 × 23.  </w:t>
@@ -261,7 +264,7 @@
                 <w:rFonts w:ascii="Avenir Next" w:hAnsi="Avenir Next" w:cs="Avenir Next" w:eastAsia="Avenir Next"/>
                 <w:b/>
                 <w:color w:val="1A1A1A"/>
-                <w:sz w:val="20"/>
+                <w:sz w:val="22"/>
                 <w:szCs w:val="20"/>
               </w:rPr>
               <w:t xml:space="preserve">You will use it in Practice Form A, problems 5, 6 and 8.</w:t>
@@ -272,6 +275,7 @@
     </w:tbl>
     <w:p>
       <w:pPr>
+        <w:pStyle w:val="Heading2"/>
         <w:keepNext/>
         <w:pBdr>
           <w:bottom w:val="single" w:sz="8" w:space="3" w:color="003A70"/>
@@ -287,7 +291,7 @@
           <w:b/>
           <w:color w:val="003A70"/>
           <w:spacing w:val="14"/>
-          <w:sz w:val="19"/>
+          <w:sz w:val="22"/>
           <w:szCs w:val="19"/>
         </w:rPr>
         <w:t xml:space="preserve">STEPS TO FOLLOW</w:t>
@@ -306,7 +310,7 @@
           <w:rFonts w:ascii="Avenir Next" w:hAnsi="Avenir Next" w:cs="Avenir Next" w:eastAsia="Avenir Next"/>
           <w:i/>
           <w:color w:val="5A5F66"/>
-          <w:sz w:val="17"/>
+          <w:sz w:val="22"/>
           <w:szCs w:val="17"/>
         </w:rPr>
         <w:t xml:space="preserve">use these same steps on every problem</w:t>
@@ -348,6 +352,7 @@
           </w:tcPr>
           <w:p>
             <w:pPr>
+              <w:pStyle w:val="Heading1"/>
               <w:spacing w:before="0" w:after="0" w:line="240" w:lineRule="auto"/>
               <w:jc w:val="center"/>
             </w:pPr>
@@ -377,7 +382,7 @@
                 <w:rFonts w:ascii="Avenir Next" w:hAnsi="Avenir Next" w:cs="Avenir Next" w:eastAsia="Avenir Next"/>
                 <w:b/>
                 <w:color w:val="1A1A1A"/>
-                <w:sz w:val="21"/>
+                <w:sz w:val="22"/>
                 <w:szCs w:val="21"/>
               </w:rPr>
               <w:t xml:space="preserve">Split</w:t>
@@ -386,7 +391,7 @@
               <w:rPr>
                 <w:rFonts w:ascii="Avenir Next" w:hAnsi="Avenir Next" w:cs="Avenir Next" w:eastAsia="Avenir Next"/>
                 <w:color w:val="1A1A1A"/>
-                <w:sz w:val="21"/>
+                <w:sz w:val="22"/>
                 <w:szCs w:val="21"/>
               </w:rPr>
               <w:t xml:space="preserve"> the second number into tens and ones.</w:t>
@@ -405,6 +410,7 @@
           </w:tcPr>
           <w:p>
             <w:pPr>
+              <w:pStyle w:val="Heading1"/>
               <w:spacing w:before="0" w:after="0" w:line="240" w:lineRule="auto"/>
               <w:jc w:val="center"/>
             </w:pPr>
@@ -434,7 +440,7 @@
                 <w:rFonts w:ascii="Avenir Next" w:hAnsi="Avenir Next" w:cs="Avenir Next" w:eastAsia="Avenir Next"/>
                 <w:b/>
                 <w:color w:val="1A1A1A"/>
-                <w:sz w:val="21"/>
+                <w:sz w:val="22"/>
                 <w:szCs w:val="21"/>
               </w:rPr>
               <w:t xml:space="preserve">Multiply</w:t>
@@ -443,7 +449,7 @@
               <w:rPr>
                 <w:rFonts w:ascii="Avenir Next" w:hAnsi="Avenir Next" w:cs="Avenir Next" w:eastAsia="Avenir Next"/>
                 <w:color w:val="1A1A1A"/>
-                <w:sz w:val="21"/>
+                <w:sz w:val="22"/>
                 <w:szCs w:val="21"/>
               </w:rPr>
               <w:t xml:space="preserve"> the first number by each part.</w:t>
@@ -462,6 +468,7 @@
           </w:tcPr>
           <w:p>
             <w:pPr>
+              <w:pStyle w:val="Heading1"/>
               <w:spacing w:before="0" w:after="0" w:line="240" w:lineRule="auto"/>
               <w:jc w:val="center"/>
             </w:pPr>
@@ -491,7 +498,7 @@
                 <w:rFonts w:ascii="Avenir Next" w:hAnsi="Avenir Next" w:cs="Avenir Next" w:eastAsia="Avenir Next"/>
                 <w:b/>
                 <w:color w:val="1A1A1A"/>
-                <w:sz w:val="21"/>
+                <w:sz w:val="22"/>
                 <w:szCs w:val="21"/>
               </w:rPr>
               <w:t xml:space="preserve">Add</w:t>
@@ -500,7 +507,7 @@
               <w:rPr>
                 <w:rFonts w:ascii="Avenir Next" w:hAnsi="Avenir Next" w:cs="Avenir Next" w:eastAsia="Avenir Next"/>
                 <w:color w:val="1A1A1A"/>
-                <w:sz w:val="21"/>
+                <w:sz w:val="22"/>
                 <w:szCs w:val="21"/>
               </w:rPr>
               <w:t xml:space="preserve"> the two products.</w:t>
@@ -511,6 +518,7 @@
     </w:tbl>
     <w:p>
       <w:pPr>
+        <w:pStyle w:val="Heading2"/>
         <w:keepNext/>
         <w:pBdr>
           <w:bottom w:val="single" w:sz="8" w:space="3" w:color="003A70"/>
@@ -526,7 +534,7 @@
           <w:b/>
           <w:color w:val="003A70"/>
           <w:spacing w:val="14"/>
-          <w:sz w:val="19"/>
+          <w:sz w:val="22"/>
           <w:szCs w:val="19"/>
         </w:rPr>
         <w:t xml:space="preserve">WATCH ME</w:t>
@@ -545,7 +553,7 @@
           <w:rFonts w:ascii="Avenir Next" w:hAnsi="Avenir Next" w:cs="Avenir Next" w:eastAsia="Avenir Next"/>
           <w:i/>
           <w:color w:val="5A5F66"/>
-          <w:sz w:val="17"/>
+          <w:sz w:val="22"/>
           <w:szCs w:val="17"/>
         </w:rPr>
         <w:t xml:space="preserve">the steps in action</w:t>
@@ -560,7 +568,7 @@
           <w:rFonts w:ascii="Avenir Next" w:hAnsi="Avenir Next" w:cs="Avenir Next" w:eastAsia="Avenir Next"/>
           <w:b/>
           <w:color w:val="1A1A1A"/>
-          <w:sz w:val="21"/>
+          <w:sz w:val="22"/>
           <w:szCs w:val="21"/>
         </w:rPr>
         <w:t xml:space="preserve">Find 48 × 23.</w:t>
@@ -579,25 +587,25 @@
           <w:rFonts w:ascii="Avenir Next" w:hAnsi="Avenir Next" w:cs="Avenir Next" w:eastAsia="Avenir Next"/>
           <w:b/>
           <w:color w:val="003A70"/>
+          <w:sz w:val="22"/>
+          <w:szCs w:val="19"/>
+        </w:rPr>
+        <w:t xml:space="preserve">Step 1</w:t>
+      </w:r>
+      <w:r>
+        <w:rPr>
+          <w:rFonts w:ascii="Avenir Next" w:hAnsi="Avenir Next" w:cs="Avenir Next" w:eastAsia="Avenir Next"/>
+          <w:color w:val="1A1A1A"/>
           <w:sz w:val="19"/>
           <w:szCs w:val="19"/>
         </w:rPr>
-        <w:t xml:space="preserve">Step 1</w:t>
-      </w:r>
-      <w:r>
-        <w:rPr>
-          <w:rFonts w:ascii="Avenir Next" w:hAnsi="Avenir Next" w:cs="Avenir Next" w:eastAsia="Avenir Next"/>
-          <w:color w:val="1A1A1A"/>
-          <w:sz w:val="19"/>
-          <w:szCs w:val="19"/>
-        </w:rPr>
         <w:tab/>
       </w:r>
       <w:r>
         <w:rPr>
           <w:rFonts w:ascii="Avenir Next" w:hAnsi="Avenir Next" w:cs="Avenir Next" w:eastAsia="Avenir Next"/>
           <w:color w:val="1A1A1A"/>
-          <w:sz w:val="21"/>
+          <w:sz w:val="22"/>
           <w:szCs w:val="21"/>
         </w:rPr>
         <w:t xml:space="preserve">23 = 20 + 3.</w:t>
@@ -616,25 +624,25 @@
           <w:rFonts w:ascii="Avenir Next" w:hAnsi="Avenir Next" w:cs="Avenir Next" w:eastAsia="Avenir Next"/>
           <w:b/>
           <w:color w:val="003A70"/>
+          <w:sz w:val="22"/>
+          <w:szCs w:val="19"/>
+        </w:rPr>
+        <w:t xml:space="preserve">Step 2</w:t>
+      </w:r>
+      <w:r>
+        <w:rPr>
+          <w:rFonts w:ascii="Avenir Next" w:hAnsi="Avenir Next" w:cs="Avenir Next" w:eastAsia="Avenir Next"/>
+          <w:color w:val="1A1A1A"/>
           <w:sz w:val="19"/>
           <w:szCs w:val="19"/>
         </w:rPr>
-        <w:t xml:space="preserve">Step 2</w:t>
-      </w:r>
-      <w:r>
-        <w:rPr>
-          <w:rFonts w:ascii="Avenir Next" w:hAnsi="Avenir Next" w:cs="Avenir Next" w:eastAsia="Avenir Next"/>
-          <w:color w:val="1A1A1A"/>
-          <w:sz w:val="19"/>
-          <w:szCs w:val="19"/>
-        </w:rPr>
         <w:tab/>
       </w:r>
       <w:r>
         <w:rPr>
           <w:rFonts w:ascii="Avenir Next" w:hAnsi="Avenir Next" w:cs="Avenir Next" w:eastAsia="Avenir Next"/>
           <w:color w:val="1A1A1A"/>
-          <w:sz w:val="21"/>
+          <w:sz w:val="22"/>
           <w:szCs w:val="21"/>
         </w:rPr>
         <w:t xml:space="preserve">48 × 20 = 960. 48 × 3 = 144.</w:t>
@@ -653,25 +661,25 @@
           <w:rFonts w:ascii="Avenir Next" w:hAnsi="Avenir Next" w:cs="Avenir Next" w:eastAsia="Avenir Next"/>
           <w:b/>
           <w:color w:val="003A70"/>
+          <w:sz w:val="22"/>
+          <w:szCs w:val="19"/>
+        </w:rPr>
+        <w:t xml:space="preserve">Step 3</w:t>
+      </w:r>
+      <w:r>
+        <w:rPr>
+          <w:rFonts w:ascii="Avenir Next" w:hAnsi="Avenir Next" w:cs="Avenir Next" w:eastAsia="Avenir Next"/>
+          <w:color w:val="1A1A1A"/>
           <w:sz w:val="19"/>
           <w:szCs w:val="19"/>
         </w:rPr>
-        <w:t xml:space="preserve">Step 3</w:t>
-      </w:r>
-      <w:r>
-        <w:rPr>
-          <w:rFonts w:ascii="Avenir Next" w:hAnsi="Avenir Next" w:cs="Avenir Next" w:eastAsia="Avenir Next"/>
-          <w:color w:val="1A1A1A"/>
-          <w:sz w:val="19"/>
-          <w:szCs w:val="19"/>
-        </w:rPr>
         <w:tab/>
       </w:r>
       <w:r>
         <w:rPr>
           <w:rFonts w:ascii="Avenir Next" w:hAnsi="Avenir Next" w:cs="Avenir Next" w:eastAsia="Avenir Next"/>
           <w:color w:val="1A1A1A"/>
-          <w:sz w:val="21"/>
+          <w:sz w:val="22"/>
           <w:szCs w:val="21"/>
         </w:rPr>
         <w:t xml:space="preserve">960 + 144 = 1,104.</w:t>
@@ -690,18 +698,18 @@
           <w:rFonts w:ascii="Avenir Next" w:hAnsi="Avenir Next" w:cs="Avenir Next" w:eastAsia="Avenir Next"/>
           <w:b/>
           <w:color w:val="1A1A1A"/>
+          <w:sz w:val="22"/>
+          <w:szCs w:val="21"/>
+        </w:rPr>
+        <w:t xml:space="preserve">Answer</w:t>
+      </w:r>
+      <w:r>
+        <w:rPr>
+          <w:rFonts w:ascii="Avenir Next" w:hAnsi="Avenir Next" w:cs="Avenir Next" w:eastAsia="Avenir Next"/>
+          <w:color w:val="1A1A1A"/>
           <w:sz w:val="21"/>
           <w:szCs w:val="21"/>
         </w:rPr>
-        <w:t xml:space="preserve">Answer</w:t>
-      </w:r>
-      <w:r>
-        <w:rPr>
-          <w:rFonts w:ascii="Avenir Next" w:hAnsi="Avenir Next" w:cs="Avenir Next" w:eastAsia="Avenir Next"/>
-          <w:color w:val="1A1A1A"/>
-          <w:sz w:val="21"/>
-          <w:szCs w:val="21"/>
-        </w:rPr>
         <w:tab/>
       </w:r>
       <w:r>
@@ -709,7 +717,7 @@
           <w:rFonts w:ascii="Avenir Next" w:hAnsi="Avenir Next" w:cs="Avenir Next" w:eastAsia="Avenir Next"/>
           <w:b/>
           <w:color w:val="1A1A1A"/>
-          <w:sz w:val="21"/>
+          <w:sz w:val="22"/>
           <w:szCs w:val="21"/>
         </w:rPr>
         <w:t xml:space="preserve">1,104</w:t>
@@ -717,6 +725,7 @@
     </w:p>
     <w:p>
       <w:pPr>
+        <w:pStyle w:val="Heading2"/>
         <w:keepNext/>
         <w:pBdr>
           <w:bottom w:val="single" w:sz="8" w:space="3" w:color="003A70"/>
@@ -732,7 +741,7 @@
           <w:b/>
           <w:color w:val="003A70"/>
           <w:spacing w:val="14"/>
-          <w:sz w:val="19"/>
+          <w:sz w:val="22"/>
           <w:szCs w:val="19"/>
         </w:rPr>
         <w:t xml:space="preserve">TRY IT WITH HELP</w:t>
@@ -751,7 +760,7 @@
           <w:rFonts w:ascii="Avenir Next" w:hAnsi="Avenir Next" w:cs="Avenir Next" w:eastAsia="Avenir Next"/>
           <w:i/>
           <w:color w:val="5A5F66"/>
-          <w:sz w:val="17"/>
+          <w:sz w:val="22"/>
           <w:szCs w:val="17"/>
         </w:rPr>
         <w:t xml:space="preserve">fill in each step</w:t>
@@ -809,35 +818,35 @@
           <w:rFonts w:ascii="Avenir Next" w:hAnsi="Avenir Next" w:cs="Avenir Next" w:eastAsia="Avenir Next"/>
           <w:b/>
           <w:color w:val="003A70"/>
+          <w:sz w:val="22"/>
+          <w:szCs w:val="18"/>
+        </w:rPr>
+        <w:t xml:space="preserve">Step 1</w:t>
+      </w:r>
+      <w:r>
+        <w:rPr>
+          <w:rFonts w:ascii="Avenir Next" w:hAnsi="Avenir Next" w:cs="Avenir Next" w:eastAsia="Avenir Next"/>
+          <w:color w:val="1A1A1A"/>
           <w:sz w:val="18"/>
           <w:szCs w:val="18"/>
         </w:rPr>
-        <w:t xml:space="preserve">Step 1</w:t>
-      </w:r>
-      <w:r>
-        <w:rPr>
-          <w:rFonts w:ascii="Avenir Next" w:hAnsi="Avenir Next" w:cs="Avenir Next" w:eastAsia="Avenir Next"/>
-          <w:color w:val="1A1A1A"/>
-          <w:sz w:val="18"/>
-          <w:szCs w:val="18"/>
-        </w:rPr>
         <w:tab/>
       </w:r>
       <w:r>
         <w:rPr>
           <w:rFonts w:ascii="Avenir Next" w:hAnsi="Avenir Next" w:cs="Avenir Next" w:eastAsia="Avenir Next"/>
           <w:color w:val="1A1A1A"/>
+          <w:sz w:val="22"/>
+          <w:szCs w:val="21"/>
+        </w:rPr>
+        <w:t xml:space="preserve">13 = 10 + </w:t>
+      </w:r>
+      <w:r>
+        <w:rPr>
+          <w:rFonts w:ascii="Avenir Next" w:hAnsi="Avenir Next" w:cs="Avenir Next" w:eastAsia="Avenir Next"/>
+          <w:color w:val="1A1A1A"/>
           <w:sz w:val="21"/>
           <w:szCs w:val="21"/>
-        </w:rPr>
-        <w:t xml:space="preserve">13 = 10 + </w:t>
-      </w:r>
-      <w:r>
-        <w:rPr>
-          <w:rFonts w:ascii="Avenir Next" w:hAnsi="Avenir Next" w:cs="Avenir Next" w:eastAsia="Avenir Next"/>
-          <w:color w:val="1A1A1A"/>
-          <w:sz w:val="21"/>
-          <w:szCs w:val="21"/>
           <w:u w:val="single"/>
         </w:rPr>
         <w:t xml:space="preserve">                </w:t>
@@ -846,7 +855,7 @@
         <w:rPr>
           <w:rFonts w:ascii="Avenir Next" w:hAnsi="Avenir Next" w:cs="Avenir Next" w:eastAsia="Avenir Next"/>
           <w:color w:val="1A1A1A"/>
-          <w:sz w:val="21"/>
+          <w:sz w:val="22"/>
           <w:szCs w:val="21"/>
         </w:rPr>
         <w:t xml:space="preserve">.</w:t>
@@ -866,35 +875,35 @@
           <w:rFonts w:ascii="Avenir Next" w:hAnsi="Avenir Next" w:cs="Avenir Next" w:eastAsia="Avenir Next"/>
           <w:b/>
           <w:color w:val="003A70"/>
+          <w:sz w:val="22"/>
+          <w:szCs w:val="18"/>
+        </w:rPr>
+        <w:t xml:space="preserve">Step 2</w:t>
+      </w:r>
+      <w:r>
+        <w:rPr>
+          <w:rFonts w:ascii="Avenir Next" w:hAnsi="Avenir Next" w:cs="Avenir Next" w:eastAsia="Avenir Next"/>
+          <w:color w:val="1A1A1A"/>
           <w:sz w:val="18"/>
           <w:szCs w:val="18"/>
         </w:rPr>
-        <w:t xml:space="preserve">Step 2</w:t>
-      </w:r>
-      <w:r>
-        <w:rPr>
-          <w:rFonts w:ascii="Avenir Next" w:hAnsi="Avenir Next" w:cs="Avenir Next" w:eastAsia="Avenir Next"/>
-          <w:color w:val="1A1A1A"/>
-          <w:sz w:val="18"/>
-          <w:szCs w:val="18"/>
-        </w:rPr>
         <w:tab/>
       </w:r>
       <w:r>
         <w:rPr>
           <w:rFonts w:ascii="Avenir Next" w:hAnsi="Avenir Next" w:cs="Avenir Next" w:eastAsia="Avenir Next"/>
           <w:color w:val="1A1A1A"/>
+          <w:sz w:val="22"/>
+          <w:szCs w:val="21"/>
+        </w:rPr>
+        <w:t xml:space="preserve">16 × 10 = 160. 16 × 3 = </w:t>
+      </w:r>
+      <w:r>
+        <w:rPr>
+          <w:rFonts w:ascii="Avenir Next" w:hAnsi="Avenir Next" w:cs="Avenir Next" w:eastAsia="Avenir Next"/>
+          <w:color w:val="1A1A1A"/>
           <w:sz w:val="21"/>
           <w:szCs w:val="21"/>
-        </w:rPr>
-        <w:t xml:space="preserve">16 × 10 = 160. 16 × 3 = </w:t>
-      </w:r>
-      <w:r>
-        <w:rPr>
-          <w:rFonts w:ascii="Avenir Next" w:hAnsi="Avenir Next" w:cs="Avenir Next" w:eastAsia="Avenir Next"/>
-          <w:color w:val="1A1A1A"/>
-          <w:sz w:val="21"/>
-          <w:szCs w:val="21"/>
           <w:u w:val="single"/>
         </w:rPr>
         <w:t xml:space="preserve">                </w:t>
@@ -903,7 +912,7 @@
         <w:rPr>
           <w:rFonts w:ascii="Avenir Next" w:hAnsi="Avenir Next" w:cs="Avenir Next" w:eastAsia="Avenir Next"/>
           <w:color w:val="1A1A1A"/>
-          <w:sz w:val="21"/>
+          <w:sz w:val="22"/>
           <w:szCs w:val="21"/>
         </w:rPr>
         <w:t xml:space="preserve">.</w:t>
@@ -923,35 +932,35 @@
           <w:rFonts w:ascii="Avenir Next" w:hAnsi="Avenir Next" w:cs="Avenir Next" w:eastAsia="Avenir Next"/>
           <w:b/>
           <w:color w:val="003A70"/>
+          <w:sz w:val="22"/>
+          <w:szCs w:val="18"/>
+        </w:rPr>
+        <w:t xml:space="preserve">Step 3</w:t>
+      </w:r>
+      <w:r>
+        <w:rPr>
+          <w:rFonts w:ascii="Avenir Next" w:hAnsi="Avenir Next" w:cs="Avenir Next" w:eastAsia="Avenir Next"/>
+          <w:color w:val="1A1A1A"/>
           <w:sz w:val="18"/>
           <w:szCs w:val="18"/>
         </w:rPr>
-        <w:t xml:space="preserve">Step 3</w:t>
-      </w:r>
-      <w:r>
-        <w:rPr>
-          <w:rFonts w:ascii="Avenir Next" w:hAnsi="Avenir Next" w:cs="Avenir Next" w:eastAsia="Avenir Next"/>
-          <w:color w:val="1A1A1A"/>
-          <w:sz w:val="18"/>
-          <w:szCs w:val="18"/>
-        </w:rPr>
         <w:tab/>
       </w:r>
       <w:r>
         <w:rPr>
           <w:rFonts w:ascii="Avenir Next" w:hAnsi="Avenir Next" w:cs="Avenir Next" w:eastAsia="Avenir Next"/>
           <w:color w:val="1A1A1A"/>
+          <w:sz w:val="22"/>
+          <w:szCs w:val="21"/>
+        </w:rPr>
+        <w:t xml:space="preserve">160 + 48 = </w:t>
+      </w:r>
+      <w:r>
+        <w:rPr>
+          <w:rFonts w:ascii="Avenir Next" w:hAnsi="Avenir Next" w:cs="Avenir Next" w:eastAsia="Avenir Next"/>
+          <w:color w:val="1A1A1A"/>
           <w:sz w:val="21"/>
           <w:szCs w:val="21"/>
-        </w:rPr>
-        <w:t xml:space="preserve">160 + 48 = </w:t>
-      </w:r>
-      <w:r>
-        <w:rPr>
-          <w:rFonts w:ascii="Avenir Next" w:hAnsi="Avenir Next" w:cs="Avenir Next" w:eastAsia="Avenir Next"/>
-          <w:color w:val="1A1A1A"/>
-          <w:sz w:val="21"/>
-          <w:szCs w:val="21"/>
           <w:u w:val="single"/>
         </w:rPr>
         <w:t xml:space="preserve">                </w:t>
@@ -960,7 +969,7 @@
         <w:rPr>
           <w:rFonts w:ascii="Avenir Next" w:hAnsi="Avenir Next" w:cs="Avenir Next" w:eastAsia="Avenir Next"/>
           <w:color w:val="1A1A1A"/>
-          <w:sz w:val="21"/>
+          <w:sz w:val="22"/>
           <w:szCs w:val="21"/>
         </w:rPr>
         <w:t xml:space="preserve">.</w:t>
@@ -1023,35 +1032,35 @@
           <w:rFonts w:ascii="Avenir Next" w:hAnsi="Avenir Next" w:cs="Avenir Next" w:eastAsia="Avenir Next"/>
           <w:b/>
           <w:color w:val="003A70"/>
+          <w:sz w:val="22"/>
+          <w:szCs w:val="18"/>
+        </w:rPr>
+        <w:t xml:space="preserve">Step 1</w:t>
+      </w:r>
+      <w:r>
+        <w:rPr>
+          <w:rFonts w:ascii="Avenir Next" w:hAnsi="Avenir Next" w:cs="Avenir Next" w:eastAsia="Avenir Next"/>
+          <w:color w:val="1A1A1A"/>
           <w:sz w:val="18"/>
           <w:szCs w:val="18"/>
         </w:rPr>
-        <w:t xml:space="preserve">Step 1</w:t>
-      </w:r>
-      <w:r>
-        <w:rPr>
-          <w:rFonts w:ascii="Avenir Next" w:hAnsi="Avenir Next" w:cs="Avenir Next" w:eastAsia="Avenir Next"/>
-          <w:color w:val="1A1A1A"/>
-          <w:sz w:val="18"/>
-          <w:szCs w:val="18"/>
-        </w:rPr>
         <w:tab/>
       </w:r>
       <w:r>
         <w:rPr>
           <w:rFonts w:ascii="Avenir Next" w:hAnsi="Avenir Next" w:cs="Avenir Next" w:eastAsia="Avenir Next"/>
           <w:color w:val="1A1A1A"/>
+          <w:sz w:val="22"/>
+          <w:szCs w:val="21"/>
+        </w:rPr>
+        <w:t xml:space="preserve">12 = </w:t>
+      </w:r>
+      <w:r>
+        <w:rPr>
+          <w:rFonts w:ascii="Avenir Next" w:hAnsi="Avenir Next" w:cs="Avenir Next" w:eastAsia="Avenir Next"/>
+          <w:color w:val="1A1A1A"/>
           <w:sz w:val="21"/>
           <w:szCs w:val="21"/>
-        </w:rPr>
-        <w:t xml:space="preserve">12 = </w:t>
-      </w:r>
-      <w:r>
-        <w:rPr>
-          <w:rFonts w:ascii="Avenir Next" w:hAnsi="Avenir Next" w:cs="Avenir Next" w:eastAsia="Avenir Next"/>
-          <w:color w:val="1A1A1A"/>
-          <w:sz w:val="21"/>
-          <w:szCs w:val="21"/>
           <w:u w:val="single"/>
         </w:rPr>
         <w:t xml:space="preserve">                </w:t>
@@ -1060,7 +1069,7 @@
         <w:rPr>
           <w:rFonts w:ascii="Avenir Next" w:hAnsi="Avenir Next" w:cs="Avenir Next" w:eastAsia="Avenir Next"/>
           <w:color w:val="1A1A1A"/>
-          <w:sz w:val="21"/>
+          <w:sz w:val="22"/>
           <w:szCs w:val="21"/>
         </w:rPr>
         <w:t xml:space="preserve"> + 2.</w:t>
@@ -1080,35 +1089,35 @@
           <w:rFonts w:ascii="Avenir Next" w:hAnsi="Avenir Next" w:cs="Avenir Next" w:eastAsia="Avenir Next"/>
           <w:b/>
           <w:color w:val="003A70"/>
+          <w:sz w:val="22"/>
+          <w:szCs w:val="18"/>
+        </w:rPr>
+        <w:t xml:space="preserve">Step 2</w:t>
+      </w:r>
+      <w:r>
+        <w:rPr>
+          <w:rFonts w:ascii="Avenir Next" w:hAnsi="Avenir Next" w:cs="Avenir Next" w:eastAsia="Avenir Next"/>
+          <w:color w:val="1A1A1A"/>
           <w:sz w:val="18"/>
           <w:szCs w:val="18"/>
         </w:rPr>
-        <w:t xml:space="preserve">Step 2</w:t>
-      </w:r>
-      <w:r>
-        <w:rPr>
-          <w:rFonts w:ascii="Avenir Next" w:hAnsi="Avenir Next" w:cs="Avenir Next" w:eastAsia="Avenir Next"/>
-          <w:color w:val="1A1A1A"/>
-          <w:sz w:val="18"/>
-          <w:szCs w:val="18"/>
-        </w:rPr>
         <w:tab/>
       </w:r>
       <w:r>
         <w:rPr>
           <w:rFonts w:ascii="Avenir Next" w:hAnsi="Avenir Next" w:cs="Avenir Next" w:eastAsia="Avenir Next"/>
           <w:color w:val="1A1A1A"/>
+          <w:sz w:val="22"/>
+          <w:szCs w:val="21"/>
+        </w:rPr>
+        <w:t xml:space="preserve">35 × 10 = </w:t>
+      </w:r>
+      <w:r>
+        <w:rPr>
+          <w:rFonts w:ascii="Avenir Next" w:hAnsi="Avenir Next" w:cs="Avenir Next" w:eastAsia="Avenir Next"/>
+          <w:color w:val="1A1A1A"/>
           <w:sz w:val="21"/>
           <w:szCs w:val="21"/>
-        </w:rPr>
-        <w:t xml:space="preserve">35 × 10 = </w:t>
-      </w:r>
-      <w:r>
-        <w:rPr>
-          <w:rFonts w:ascii="Avenir Next" w:hAnsi="Avenir Next" w:cs="Avenir Next" w:eastAsia="Avenir Next"/>
-          <w:color w:val="1A1A1A"/>
-          <w:sz w:val="21"/>
-          <w:szCs w:val="21"/>
           <w:u w:val="single"/>
         </w:rPr>
         <w:t xml:space="preserve">                </w:t>
@@ -1117,7 +1126,7 @@
         <w:rPr>
           <w:rFonts w:ascii="Avenir Next" w:hAnsi="Avenir Next" w:cs="Avenir Next" w:eastAsia="Avenir Next"/>
           <w:color w:val="1A1A1A"/>
-          <w:sz w:val="21"/>
+          <w:sz w:val="22"/>
           <w:szCs w:val="21"/>
         </w:rPr>
         <w:t xml:space="preserve">. 35 × 2 = 70.</w:t>
@@ -1137,35 +1146,35 @@
           <w:rFonts w:ascii="Avenir Next" w:hAnsi="Avenir Next" w:cs="Avenir Next" w:eastAsia="Avenir Next"/>
           <w:b/>
           <w:color w:val="003A70"/>
+          <w:sz w:val="22"/>
+          <w:szCs w:val="18"/>
+        </w:rPr>
+        <w:t xml:space="preserve">Step 3</w:t>
+      </w:r>
+      <w:r>
+        <w:rPr>
+          <w:rFonts w:ascii="Avenir Next" w:hAnsi="Avenir Next" w:cs="Avenir Next" w:eastAsia="Avenir Next"/>
+          <w:color w:val="1A1A1A"/>
           <w:sz w:val="18"/>
           <w:szCs w:val="18"/>
         </w:rPr>
-        <w:t xml:space="preserve">Step 3</w:t>
-      </w:r>
-      <w:r>
-        <w:rPr>
-          <w:rFonts w:ascii="Avenir Next" w:hAnsi="Avenir Next" w:cs="Avenir Next" w:eastAsia="Avenir Next"/>
-          <w:color w:val="1A1A1A"/>
-          <w:sz w:val="18"/>
-          <w:szCs w:val="18"/>
-        </w:rPr>
         <w:tab/>
       </w:r>
       <w:r>
         <w:rPr>
           <w:rFonts w:ascii="Avenir Next" w:hAnsi="Avenir Next" w:cs="Avenir Next" w:eastAsia="Avenir Next"/>
           <w:color w:val="1A1A1A"/>
+          <w:sz w:val="22"/>
+          <w:szCs w:val="21"/>
+        </w:rPr>
+        <w:t xml:space="preserve">350 + 70 = </w:t>
+      </w:r>
+      <w:r>
+        <w:rPr>
+          <w:rFonts w:ascii="Avenir Next" w:hAnsi="Avenir Next" w:cs="Avenir Next" w:eastAsia="Avenir Next"/>
+          <w:color w:val="1A1A1A"/>
           <w:sz w:val="21"/>
           <w:szCs w:val="21"/>
-        </w:rPr>
-        <w:t xml:space="preserve">350 + 70 = </w:t>
-      </w:r>
-      <w:r>
-        <w:rPr>
-          <w:rFonts w:ascii="Avenir Next" w:hAnsi="Avenir Next" w:cs="Avenir Next" w:eastAsia="Avenir Next"/>
-          <w:color w:val="1A1A1A"/>
-          <w:sz w:val="21"/>
-          <w:szCs w:val="21"/>
           <w:u w:val="single"/>
         </w:rPr>
         <w:t xml:space="preserve">                </w:t>
@@ -1174,7 +1183,7 @@
         <w:rPr>
           <w:rFonts w:ascii="Avenir Next" w:hAnsi="Avenir Next" w:cs="Avenir Next" w:eastAsia="Avenir Next"/>
           <w:color w:val="1A1A1A"/>
-          <w:sz w:val="21"/>
+          <w:sz w:val="22"/>
           <w:szCs w:val="21"/>
         </w:rPr>
         <w:t xml:space="preserve">.</w:t>
@@ -1187,6 +1196,7 @@
     </w:p>
     <w:p>
       <w:pPr>
+        <w:pStyle w:val="Heading2"/>
         <w:keepNext/>
         <w:pBdr>
           <w:bottom w:val="single" w:sz="8" w:space="3" w:color="003A70"/>
@@ -1202,7 +1212,7 @@
           <w:b/>
           <w:color w:val="003A70"/>
           <w:spacing w:val="14"/>
-          <w:sz w:val="19"/>
+          <w:sz w:val="22"/>
           <w:szCs w:val="19"/>
         </w:rPr>
         <w:t xml:space="preserve">YOUR TURN</w:t>
@@ -1221,7 +1231,7 @@
           <w:rFonts w:ascii="Avenir Next" w:hAnsi="Avenir Next" w:cs="Avenir Next" w:eastAsia="Avenir Next"/>
           <w:i/>
           <w:color w:val="5A5F66"/>
-          <w:sz w:val="17"/>
+          <w:sz w:val="22"/>
           <w:szCs w:val="17"/>
         </w:rPr>
         <w:t xml:space="preserve">use the steps on your own</w:t>
@@ -1393,7 +1403,7 @@
                       <w:szCs w:val="22"/>
                       <w:u w:val="single"/>
                     </w:rPr>
-                    <w:t xml:space="preserve">        </w:t>
+                    <w:t xml:space="preserve">            </w:t>
                   </w:r>
                 </w:p>
               </w:tc>
@@ -1455,7 +1465,7 @@
                       <w:szCs w:val="22"/>
                       <w:u w:val="single"/>
                     </w:rPr>
-                    <w:t xml:space="preserve">        </w:t>
+                    <w:t xml:space="preserve">            </w:t>
                   </w:r>
                 </w:p>
               </w:tc>
@@ -1517,7 +1527,7 @@
                       <w:szCs w:val="22"/>
                       <w:u w:val="single"/>
                     </w:rPr>
-                    <w:t xml:space="preserve">        </w:t>
+                    <w:t xml:space="preserve">            </w:t>
                   </w:r>
                 </w:p>
               </w:tc>
@@ -1585,7 +1595,7 @@
                       <w:szCs w:val="22"/>
                       <w:u w:val="single"/>
                     </w:rPr>
-                    <w:t xml:space="preserve">        </w:t>
+                    <w:t xml:space="preserve">            </w:t>
                   </w:r>
                 </w:p>
               </w:tc>
@@ -1647,7 +1657,7 @@
                       <w:szCs w:val="22"/>
                       <w:u w:val="single"/>
                     </w:rPr>
-                    <w:t xml:space="preserve">        </w:t>
+                    <w:t xml:space="preserve">            </w:t>
                   </w:r>
                 </w:p>
               </w:tc>
@@ -1709,7 +1719,7 @@
                       <w:szCs w:val="22"/>
                       <w:u w:val="single"/>
                     </w:rPr>
-                    <w:t xml:space="preserve">        </w:t>
+                    <w:t xml:space="preserve">            </w:t>
                   </w:r>
                 </w:p>
               </w:tc>
@@ -1741,7 +1751,7 @@
           <w:caps/>
           <w:color w:val="003A70"/>
           <w:spacing w:val="12"/>
-          <w:sz w:val="19"/>
+          <w:sz w:val="22"/>
           <w:szCs w:val="19"/>
         </w:rPr>
         <w:t xml:space="preserve">Lesson 8-3  ·  Session 2  ·  Prerequisite Practice A  ·  Skill 2 of 2</w:t>
@@ -1749,6 +1759,7 @@
     </w:p>
     <w:p>
       <w:pPr>
+        <w:pStyle w:val="Heading1"/>
         <w:keepNext/>
         <w:spacing w:before="0" w:after="10" w:line="240" w:lineRule="auto"/>
       </w:pPr>
@@ -1774,7 +1785,7 @@
         <w:rPr>
           <w:rFonts w:ascii="Avenir Next" w:hAnsi="Avenir Next" w:cs="Avenir Next" w:eastAsia="Avenir Next"/>
           <w:color w:val="5A5F66"/>
-          <w:sz w:val="17"/>
+          <w:sz w:val="22"/>
           <w:szCs w:val="17"/>
         </w:rPr>
         <w:t xml:space="preserve">Builds on Grade 5 · 5.NBT.B.7</w:t>
@@ -1817,6 +1828,7 @@
           </w:tcPr>
           <w:p>
             <w:pPr>
+              <w:pStyle w:val="Heading2"/>
               <w:spacing w:before="0" w:after="0" w:line="252" w:lineRule="auto"/>
             </w:pPr>
             <w:r>
@@ -1846,7 +1858,7 @@
               <w:rPr>
                 <w:rFonts w:ascii="Avenir Next" w:hAnsi="Avenir Next" w:cs="Avenir Next" w:eastAsia="Avenir Next"/>
                 <w:color w:val="1A1A1A"/>
-                <w:sz w:val="20"/>
+                <w:sz w:val="22"/>
                 <w:szCs w:val="20"/>
               </w:rPr>
               <w:t xml:space="preserve">Each of 4 drivers paid $23.50, so the whole bill is 4 × $23.50.</w:t>
@@ -1866,6 +1878,7 @@
           </w:tcPr>
           <w:p>
             <w:pPr>
+              <w:pStyle w:val="Heading2"/>
               <w:spacing w:before="0" w:after="0" w:line="252" w:lineRule="auto"/>
             </w:pPr>
             <w:r>
@@ -1895,7 +1908,7 @@
               <w:rPr>
                 <w:rFonts w:ascii="Avenir Next" w:hAnsi="Avenir Next" w:cs="Avenir Next" w:eastAsia="Avenir Next"/>
                 <w:color w:val="1A1A1A"/>
-                <w:sz w:val="20"/>
+                <w:sz w:val="22"/>
                 <w:szCs w:val="20"/>
               </w:rPr>
               <w:t xml:space="preserve">Multiply a decimal by a whole number, like 2.5 × 4.  </w:t>
@@ -1905,7 +1918,7 @@
                 <w:rFonts w:ascii="Avenir Next" w:hAnsi="Avenir Next" w:cs="Avenir Next" w:eastAsia="Avenir Next"/>
                 <w:b/>
                 <w:color w:val="1A1A1A"/>
-                <w:sz w:val="20"/>
+                <w:sz w:val="22"/>
                 <w:szCs w:val="20"/>
               </w:rPr>
               <w:t xml:space="preserve">You will use it in Practice Form A, problems 1 and 3.</w:t>
@@ -1916,6 +1929,7 @@
     </w:tbl>
     <w:p>
       <w:pPr>
+        <w:pStyle w:val="Heading2"/>
         <w:keepNext/>
         <w:pBdr>
           <w:bottom w:val="single" w:sz="8" w:space="3" w:color="003A70"/>
@@ -1931,7 +1945,7 @@
           <w:b/>
           <w:color w:val="003A70"/>
           <w:spacing w:val="14"/>
-          <w:sz w:val="19"/>
+          <w:sz w:val="22"/>
           <w:szCs w:val="19"/>
         </w:rPr>
         <w:t xml:space="preserve">STEPS TO FOLLOW</w:t>
@@ -1950,7 +1964,7 @@
           <w:rFonts w:ascii="Avenir Next" w:hAnsi="Avenir Next" w:cs="Avenir Next" w:eastAsia="Avenir Next"/>
           <w:i/>
           <w:color w:val="5A5F66"/>
-          <w:sz w:val="17"/>
+          <w:sz w:val="22"/>
           <w:szCs w:val="17"/>
         </w:rPr>
         <w:t xml:space="preserve">use these same steps on every problem</w:t>
@@ -1992,6 +2006,7 @@
           </w:tcPr>
           <w:p>
             <w:pPr>
+              <w:pStyle w:val="Heading1"/>
               <w:spacing w:before="0" w:after="0" w:line="240" w:lineRule="auto"/>
               <w:jc w:val="center"/>
             </w:pPr>
@@ -2021,7 +2036,7 @@
                 <w:rFonts w:ascii="Avenir Next" w:hAnsi="Avenir Next" w:cs="Avenir Next" w:eastAsia="Avenir Next"/>
                 <w:b/>
                 <w:color w:val="1A1A1A"/>
-                <w:sz w:val="21"/>
+                <w:sz w:val="22"/>
                 <w:szCs w:val="21"/>
               </w:rPr>
               <w:t xml:space="preserve">Ignore</w:t>
@@ -2030,7 +2045,7 @@
               <w:rPr>
                 <w:rFonts w:ascii="Avenir Next" w:hAnsi="Avenir Next" w:cs="Avenir Next" w:eastAsia="Avenir Next"/>
                 <w:color w:val="1A1A1A"/>
-                <w:sz w:val="21"/>
+                <w:sz w:val="22"/>
                 <w:szCs w:val="21"/>
               </w:rPr>
               <w:t xml:space="preserve"> the decimal point. Multiply the whole numbers.</w:t>
@@ -2049,6 +2064,7 @@
           </w:tcPr>
           <w:p>
             <w:pPr>
+              <w:pStyle w:val="Heading1"/>
               <w:spacing w:before="0" w:after="0" w:line="240" w:lineRule="auto"/>
               <w:jc w:val="center"/>
             </w:pPr>
@@ -2078,7 +2094,7 @@
                 <w:rFonts w:ascii="Avenir Next" w:hAnsi="Avenir Next" w:cs="Avenir Next" w:eastAsia="Avenir Next"/>
                 <w:b/>
                 <w:color w:val="1A1A1A"/>
-                <w:sz w:val="21"/>
+                <w:sz w:val="22"/>
                 <w:szCs w:val="21"/>
               </w:rPr>
               <w:t xml:space="preserve">Count</w:t>
@@ -2087,7 +2103,7 @@
               <w:rPr>
                 <w:rFonts w:ascii="Avenir Next" w:hAnsi="Avenir Next" w:cs="Avenir Next" w:eastAsia="Avenir Next"/>
                 <w:color w:val="1A1A1A"/>
-                <w:sz w:val="21"/>
+                <w:sz w:val="22"/>
                 <w:szCs w:val="21"/>
               </w:rPr>
               <w:t xml:space="preserve"> the decimal places in the decimal.</w:t>
@@ -2106,6 +2122,7 @@
           </w:tcPr>
           <w:p>
             <w:pPr>
+              <w:pStyle w:val="Heading1"/>
               <w:spacing w:before="0" w:after="0" w:line="240" w:lineRule="auto"/>
               <w:jc w:val="center"/>
             </w:pPr>
@@ -2135,7 +2152,7 @@
                 <w:rFonts w:ascii="Avenir Next" w:hAnsi="Avenir Next" w:cs="Avenir Next" w:eastAsia="Avenir Next"/>
                 <w:b/>
                 <w:color w:val="1A1A1A"/>
-                <w:sz w:val="21"/>
+                <w:sz w:val="22"/>
                 <w:szCs w:val="21"/>
               </w:rPr>
               <w:t xml:space="preserve">Place</w:t>
@@ -2144,7 +2161,7 @@
               <w:rPr>
                 <w:rFonts w:ascii="Avenir Next" w:hAnsi="Avenir Next" w:cs="Avenir Next" w:eastAsia="Avenir Next"/>
                 <w:color w:val="1A1A1A"/>
-                <w:sz w:val="21"/>
+                <w:sz w:val="22"/>
                 <w:szCs w:val="21"/>
               </w:rPr>
               <w:t xml:space="preserve"> the point with that many places.</w:t>
@@ -2155,6 +2172,7 @@
     </w:tbl>
     <w:p>
       <w:pPr>
+        <w:pStyle w:val="Heading2"/>
         <w:keepNext/>
         <w:pBdr>
           <w:bottom w:val="single" w:sz="8" w:space="3" w:color="003A70"/>
@@ -2170,7 +2188,7 @@
           <w:b/>
           <w:color w:val="003A70"/>
           <w:spacing w:val="14"/>
-          <w:sz w:val="19"/>
+          <w:sz w:val="22"/>
           <w:szCs w:val="19"/>
         </w:rPr>
         <w:t xml:space="preserve">WATCH ME</w:t>
@@ -2189,7 +2207,7 @@
           <w:rFonts w:ascii="Avenir Next" w:hAnsi="Avenir Next" w:cs="Avenir Next" w:eastAsia="Avenir Next"/>
           <w:i/>
           <w:color w:val="5A5F66"/>
-          <w:sz w:val="17"/>
+          <w:sz w:val="22"/>
           <w:szCs w:val="17"/>
         </w:rPr>
         <w:t xml:space="preserve">the steps in action</w:t>
@@ -2204,7 +2222,7 @@
           <w:rFonts w:ascii="Avenir Next" w:hAnsi="Avenir Next" w:cs="Avenir Next" w:eastAsia="Avenir Next"/>
           <w:b/>
           <w:color w:val="1A1A1A"/>
-          <w:sz w:val="21"/>
+          <w:sz w:val="22"/>
           <w:szCs w:val="21"/>
         </w:rPr>
         <w:t xml:space="preserve">Find $14.75 × 6.</w:t>
@@ -2223,25 +2241,25 @@
           <w:rFonts w:ascii="Avenir Next" w:hAnsi="Avenir Next" w:cs="Avenir Next" w:eastAsia="Avenir Next"/>
           <w:b/>
           <w:color w:val="003A70"/>
+          <w:sz w:val="22"/>
+          <w:szCs w:val="19"/>
+        </w:rPr>
+        <w:t xml:space="preserve">Step 1</w:t>
+      </w:r>
+      <w:r>
+        <w:rPr>
+          <w:rFonts w:ascii="Avenir Next" w:hAnsi="Avenir Next" w:cs="Avenir Next" w:eastAsia="Avenir Next"/>
+          <w:color w:val="1A1A1A"/>
           <w:sz w:val="19"/>
           <w:szCs w:val="19"/>
         </w:rPr>
-        <w:t xml:space="preserve">Step 1</w:t>
-      </w:r>
-      <w:r>
-        <w:rPr>
-          <w:rFonts w:ascii="Avenir Next" w:hAnsi="Avenir Next" w:cs="Avenir Next" w:eastAsia="Avenir Next"/>
-          <w:color w:val="1A1A1A"/>
-          <w:sz w:val="19"/>
-          <w:szCs w:val="19"/>
-        </w:rPr>
         <w:tab/>
       </w:r>
       <w:r>
         <w:rPr>
           <w:rFonts w:ascii="Avenir Next" w:hAnsi="Avenir Next" w:cs="Avenir Next" w:eastAsia="Avenir Next"/>
           <w:color w:val="1A1A1A"/>
-          <w:sz w:val="21"/>
+          <w:sz w:val="22"/>
           <w:szCs w:val="21"/>
         </w:rPr>
         <w:t xml:space="preserve">1,475 × 6 = 8,850.</w:t>
@@ -2260,25 +2278,25 @@
           <w:rFonts w:ascii="Avenir Next" w:hAnsi="Avenir Next" w:cs="Avenir Next" w:eastAsia="Avenir Next"/>
           <w:b/>
           <w:color w:val="003A70"/>
+          <w:sz w:val="22"/>
+          <w:szCs w:val="19"/>
+        </w:rPr>
+        <w:t xml:space="preserve">Step 2</w:t>
+      </w:r>
+      <w:r>
+        <w:rPr>
+          <w:rFonts w:ascii="Avenir Next" w:hAnsi="Avenir Next" w:cs="Avenir Next" w:eastAsia="Avenir Next"/>
+          <w:color w:val="1A1A1A"/>
           <w:sz w:val="19"/>
           <w:szCs w:val="19"/>
         </w:rPr>
-        <w:t xml:space="preserve">Step 2</w:t>
-      </w:r>
-      <w:r>
-        <w:rPr>
-          <w:rFonts w:ascii="Avenir Next" w:hAnsi="Avenir Next" w:cs="Avenir Next" w:eastAsia="Avenir Next"/>
-          <w:color w:val="1A1A1A"/>
-          <w:sz w:val="19"/>
-          <w:szCs w:val="19"/>
-        </w:rPr>
         <w:tab/>
       </w:r>
       <w:r>
         <w:rPr>
           <w:rFonts w:ascii="Avenir Next" w:hAnsi="Avenir Next" w:cs="Avenir Next" w:eastAsia="Avenir Next"/>
           <w:color w:val="1A1A1A"/>
-          <w:sz w:val="21"/>
+          <w:sz w:val="22"/>
           <w:szCs w:val="21"/>
         </w:rPr>
         <w:t xml:space="preserve">14.75 has 2 decimal places.</w:t>
@@ -2297,25 +2315,25 @@
           <w:rFonts w:ascii="Avenir Next" w:hAnsi="Avenir Next" w:cs="Avenir Next" w:eastAsia="Avenir Next"/>
           <w:b/>
           <w:color w:val="003A70"/>
+          <w:sz w:val="22"/>
+          <w:szCs w:val="19"/>
+        </w:rPr>
+        <w:t xml:space="preserve">Step 3</w:t>
+      </w:r>
+      <w:r>
+        <w:rPr>
+          <w:rFonts w:ascii="Avenir Next" w:hAnsi="Avenir Next" w:cs="Avenir Next" w:eastAsia="Avenir Next"/>
+          <w:color w:val="1A1A1A"/>
           <w:sz w:val="19"/>
           <w:szCs w:val="19"/>
         </w:rPr>
-        <w:t xml:space="preserve">Step 3</w:t>
-      </w:r>
-      <w:r>
-        <w:rPr>
-          <w:rFonts w:ascii="Avenir Next" w:hAnsi="Avenir Next" w:cs="Avenir Next" w:eastAsia="Avenir Next"/>
-          <w:color w:val="1A1A1A"/>
-          <w:sz w:val="19"/>
-          <w:szCs w:val="19"/>
-        </w:rPr>
         <w:tab/>
       </w:r>
       <w:r>
         <w:rPr>
           <w:rFonts w:ascii="Avenir Next" w:hAnsi="Avenir Next" w:cs="Avenir Next" w:eastAsia="Avenir Next"/>
           <w:color w:val="1A1A1A"/>
-          <w:sz w:val="21"/>
+          <w:sz w:val="22"/>
           <w:szCs w:val="21"/>
         </w:rPr>
         <w:t xml:space="preserve">Place the point: 88.50.</w:t>
@@ -2334,18 +2352,18 @@
           <w:rFonts w:ascii="Avenir Next" w:hAnsi="Avenir Next" w:cs="Avenir Next" w:eastAsia="Avenir Next"/>
           <w:b/>
           <w:color w:val="1A1A1A"/>
+          <w:sz w:val="22"/>
+          <w:szCs w:val="21"/>
+        </w:rPr>
+        <w:t xml:space="preserve">Answer</w:t>
+      </w:r>
+      <w:r>
+        <w:rPr>
+          <w:rFonts w:ascii="Avenir Next" w:hAnsi="Avenir Next" w:cs="Avenir Next" w:eastAsia="Avenir Next"/>
+          <w:color w:val="1A1A1A"/>
           <w:sz w:val="21"/>
           <w:szCs w:val="21"/>
         </w:rPr>
-        <w:t xml:space="preserve">Answer</w:t>
-      </w:r>
-      <w:r>
-        <w:rPr>
-          <w:rFonts w:ascii="Avenir Next" w:hAnsi="Avenir Next" w:cs="Avenir Next" w:eastAsia="Avenir Next"/>
-          <w:color w:val="1A1A1A"/>
-          <w:sz w:val="21"/>
-          <w:szCs w:val="21"/>
-        </w:rPr>
         <w:tab/>
       </w:r>
       <w:r>
@@ -2353,7 +2371,7 @@
           <w:rFonts w:ascii="Avenir Next" w:hAnsi="Avenir Next" w:cs="Avenir Next" w:eastAsia="Avenir Next"/>
           <w:b/>
           <w:color w:val="1A1A1A"/>
-          <w:sz w:val="21"/>
+          <w:sz w:val="22"/>
           <w:szCs w:val="21"/>
         </w:rPr>
         <w:t xml:space="preserve">$88.50</w:t>
@@ -2361,6 +2379,7 @@
     </w:p>
     <w:p>
       <w:pPr>
+        <w:pStyle w:val="Heading2"/>
         <w:keepNext/>
         <w:pBdr>
           <w:bottom w:val="single" w:sz="8" w:space="3" w:color="003A70"/>
@@ -2376,7 +2395,7 @@
           <w:b/>
           <w:color w:val="003A70"/>
           <w:spacing w:val="14"/>
-          <w:sz w:val="19"/>
+          <w:sz w:val="22"/>
           <w:szCs w:val="19"/>
         </w:rPr>
         <w:t xml:space="preserve">TRY IT WITH HELP</w:t>
@@ -2395,7 +2414,7 @@
           <w:rFonts w:ascii="Avenir Next" w:hAnsi="Avenir Next" w:cs="Avenir Next" w:eastAsia="Avenir Next"/>
           <w:i/>
           <w:color w:val="5A5F66"/>
-          <w:sz w:val="17"/>
+          <w:sz w:val="22"/>
           <w:szCs w:val="17"/>
         </w:rPr>
         <w:t xml:space="preserve">fill in each step</w:t>
@@ -2453,35 +2472,35 @@
           <w:rFonts w:ascii="Avenir Next" w:hAnsi="Avenir Next" w:cs="Avenir Next" w:eastAsia="Avenir Next"/>
           <w:b/>
           <w:color w:val="003A70"/>
+          <w:sz w:val="22"/>
+          <w:szCs w:val="18"/>
+        </w:rPr>
+        <w:t xml:space="preserve">Step 1</w:t>
+      </w:r>
+      <w:r>
+        <w:rPr>
+          <w:rFonts w:ascii="Avenir Next" w:hAnsi="Avenir Next" w:cs="Avenir Next" w:eastAsia="Avenir Next"/>
+          <w:color w:val="1A1A1A"/>
           <w:sz w:val="18"/>
           <w:szCs w:val="18"/>
         </w:rPr>
-        <w:t xml:space="preserve">Step 1</w:t>
-      </w:r>
-      <w:r>
-        <w:rPr>
-          <w:rFonts w:ascii="Avenir Next" w:hAnsi="Avenir Next" w:cs="Avenir Next" w:eastAsia="Avenir Next"/>
-          <w:color w:val="1A1A1A"/>
-          <w:sz w:val="18"/>
-          <w:szCs w:val="18"/>
-        </w:rPr>
         <w:tab/>
       </w:r>
       <w:r>
         <w:rPr>
           <w:rFonts w:ascii="Avenir Next" w:hAnsi="Avenir Next" w:cs="Avenir Next" w:eastAsia="Avenir Next"/>
           <w:color w:val="1A1A1A"/>
+          <w:sz w:val="22"/>
+          <w:szCs w:val="21"/>
+        </w:rPr>
+        <w:t xml:space="preserve">25 × 4 = </w:t>
+      </w:r>
+      <w:r>
+        <w:rPr>
+          <w:rFonts w:ascii="Avenir Next" w:hAnsi="Avenir Next" w:cs="Avenir Next" w:eastAsia="Avenir Next"/>
+          <w:color w:val="1A1A1A"/>
           <w:sz w:val="21"/>
           <w:szCs w:val="21"/>
-        </w:rPr>
-        <w:t xml:space="preserve">25 × 4 = </w:t>
-      </w:r>
-      <w:r>
-        <w:rPr>
-          <w:rFonts w:ascii="Avenir Next" w:hAnsi="Avenir Next" w:cs="Avenir Next" w:eastAsia="Avenir Next"/>
-          <w:color w:val="1A1A1A"/>
-          <w:sz w:val="21"/>
-          <w:szCs w:val="21"/>
           <w:u w:val="single"/>
         </w:rPr>
         <w:t xml:space="preserve">                </w:t>
@@ -2490,7 +2509,7 @@
         <w:rPr>
           <w:rFonts w:ascii="Avenir Next" w:hAnsi="Avenir Next" w:cs="Avenir Next" w:eastAsia="Avenir Next"/>
           <w:color w:val="1A1A1A"/>
-          <w:sz w:val="21"/>
+          <w:sz w:val="22"/>
           <w:szCs w:val="21"/>
         </w:rPr>
         <w:t xml:space="preserve">.</w:t>
@@ -2510,35 +2529,35 @@
           <w:rFonts w:ascii="Avenir Next" w:hAnsi="Avenir Next" w:cs="Avenir Next" w:eastAsia="Avenir Next"/>
           <w:b/>
           <w:color w:val="003A70"/>
+          <w:sz w:val="22"/>
+          <w:szCs w:val="18"/>
+        </w:rPr>
+        <w:t xml:space="preserve">Step 2</w:t>
+      </w:r>
+      <w:r>
+        <w:rPr>
+          <w:rFonts w:ascii="Avenir Next" w:hAnsi="Avenir Next" w:cs="Avenir Next" w:eastAsia="Avenir Next"/>
+          <w:color w:val="1A1A1A"/>
           <w:sz w:val="18"/>
           <w:szCs w:val="18"/>
         </w:rPr>
-        <w:t xml:space="preserve">Step 2</w:t>
-      </w:r>
-      <w:r>
-        <w:rPr>
-          <w:rFonts w:ascii="Avenir Next" w:hAnsi="Avenir Next" w:cs="Avenir Next" w:eastAsia="Avenir Next"/>
-          <w:color w:val="1A1A1A"/>
-          <w:sz w:val="18"/>
-          <w:szCs w:val="18"/>
-        </w:rPr>
         <w:tab/>
       </w:r>
       <w:r>
         <w:rPr>
           <w:rFonts w:ascii="Avenir Next" w:hAnsi="Avenir Next" w:cs="Avenir Next" w:eastAsia="Avenir Next"/>
           <w:color w:val="1A1A1A"/>
+          <w:sz w:val="22"/>
+          <w:szCs w:val="21"/>
+        </w:rPr>
+        <w:t xml:space="preserve">2.5 has </w:t>
+      </w:r>
+      <w:r>
+        <w:rPr>
+          <w:rFonts w:ascii="Avenir Next" w:hAnsi="Avenir Next" w:cs="Avenir Next" w:eastAsia="Avenir Next"/>
+          <w:color w:val="1A1A1A"/>
           <w:sz w:val="21"/>
           <w:szCs w:val="21"/>
-        </w:rPr>
-        <w:t xml:space="preserve">2.5 has </w:t>
-      </w:r>
-      <w:r>
-        <w:rPr>
-          <w:rFonts w:ascii="Avenir Next" w:hAnsi="Avenir Next" w:cs="Avenir Next" w:eastAsia="Avenir Next"/>
-          <w:color w:val="1A1A1A"/>
-          <w:sz w:val="21"/>
-          <w:szCs w:val="21"/>
           <w:u w:val="single"/>
         </w:rPr>
         <w:t xml:space="preserve">                </w:t>
@@ -2547,7 +2566,7 @@
         <w:rPr>
           <w:rFonts w:ascii="Avenir Next" w:hAnsi="Avenir Next" w:cs="Avenir Next" w:eastAsia="Avenir Next"/>
           <w:color w:val="1A1A1A"/>
-          <w:sz w:val="21"/>
+          <w:sz w:val="22"/>
           <w:szCs w:val="21"/>
         </w:rPr>
         <w:t xml:space="preserve"> decimal place.</w:t>
@@ -2567,35 +2586,35 @@
           <w:rFonts w:ascii="Avenir Next" w:hAnsi="Avenir Next" w:cs="Avenir Next" w:eastAsia="Avenir Next"/>
           <w:b/>
           <w:color w:val="003A70"/>
+          <w:sz w:val="22"/>
+          <w:szCs w:val="18"/>
+        </w:rPr>
+        <w:t xml:space="preserve">Step 3</w:t>
+      </w:r>
+      <w:r>
+        <w:rPr>
+          <w:rFonts w:ascii="Avenir Next" w:hAnsi="Avenir Next" w:cs="Avenir Next" w:eastAsia="Avenir Next"/>
+          <w:color w:val="1A1A1A"/>
           <w:sz w:val="18"/>
           <w:szCs w:val="18"/>
         </w:rPr>
-        <w:t xml:space="preserve">Step 3</w:t>
-      </w:r>
-      <w:r>
-        <w:rPr>
-          <w:rFonts w:ascii="Avenir Next" w:hAnsi="Avenir Next" w:cs="Avenir Next" w:eastAsia="Avenir Next"/>
-          <w:color w:val="1A1A1A"/>
-          <w:sz w:val="18"/>
-          <w:szCs w:val="18"/>
-        </w:rPr>
         <w:tab/>
       </w:r>
       <w:r>
         <w:rPr>
           <w:rFonts w:ascii="Avenir Next" w:hAnsi="Avenir Next" w:cs="Avenir Next" w:eastAsia="Avenir Next"/>
           <w:color w:val="1A1A1A"/>
+          <w:sz w:val="22"/>
+          <w:szCs w:val="21"/>
+        </w:rPr>
+        <w:t xml:space="preserve">Place the point: </w:t>
+      </w:r>
+      <w:r>
+        <w:rPr>
+          <w:rFonts w:ascii="Avenir Next" w:hAnsi="Avenir Next" w:cs="Avenir Next" w:eastAsia="Avenir Next"/>
+          <w:color w:val="1A1A1A"/>
           <w:sz w:val="21"/>
           <w:szCs w:val="21"/>
-        </w:rPr>
-        <w:t xml:space="preserve">Place the point: </w:t>
-      </w:r>
-      <w:r>
-        <w:rPr>
-          <w:rFonts w:ascii="Avenir Next" w:hAnsi="Avenir Next" w:cs="Avenir Next" w:eastAsia="Avenir Next"/>
-          <w:color w:val="1A1A1A"/>
-          <w:sz w:val="21"/>
-          <w:szCs w:val="21"/>
           <w:u w:val="single"/>
         </w:rPr>
         <w:t xml:space="preserve">                </w:t>
@@ -2604,7 +2623,7 @@
         <w:rPr>
           <w:rFonts w:ascii="Avenir Next" w:hAnsi="Avenir Next" w:cs="Avenir Next" w:eastAsia="Avenir Next"/>
           <w:color w:val="1A1A1A"/>
-          <w:sz w:val="21"/>
+          <w:sz w:val="22"/>
           <w:szCs w:val="21"/>
         </w:rPr>
         <w:t xml:space="preserve">.</w:t>
@@ -2667,35 +2686,35 @@
           <w:rFonts w:ascii="Avenir Next" w:hAnsi="Avenir Next" w:cs="Avenir Next" w:eastAsia="Avenir Next"/>
           <w:b/>
           <w:color w:val="003A70"/>
+          <w:sz w:val="22"/>
+          <w:szCs w:val="18"/>
+        </w:rPr>
+        <w:t xml:space="preserve">Step 1</w:t>
+      </w:r>
+      <w:r>
+        <w:rPr>
+          <w:rFonts w:ascii="Avenir Next" w:hAnsi="Avenir Next" w:cs="Avenir Next" w:eastAsia="Avenir Next"/>
+          <w:color w:val="1A1A1A"/>
           <w:sz w:val="18"/>
           <w:szCs w:val="18"/>
         </w:rPr>
-        <w:t xml:space="preserve">Step 1</w:t>
-      </w:r>
-      <w:r>
-        <w:rPr>
-          <w:rFonts w:ascii="Avenir Next" w:hAnsi="Avenir Next" w:cs="Avenir Next" w:eastAsia="Avenir Next"/>
-          <w:color w:val="1A1A1A"/>
-          <w:sz w:val="18"/>
-          <w:szCs w:val="18"/>
-        </w:rPr>
         <w:tab/>
       </w:r>
       <w:r>
         <w:rPr>
           <w:rFonts w:ascii="Avenir Next" w:hAnsi="Avenir Next" w:cs="Avenir Next" w:eastAsia="Avenir Next"/>
           <w:color w:val="1A1A1A"/>
+          <w:sz w:val="22"/>
+          <w:szCs w:val="21"/>
+        </w:rPr>
+        <w:t xml:space="preserve">1,225 × 4 = </w:t>
+      </w:r>
+      <w:r>
+        <w:rPr>
+          <w:rFonts w:ascii="Avenir Next" w:hAnsi="Avenir Next" w:cs="Avenir Next" w:eastAsia="Avenir Next"/>
+          <w:color w:val="1A1A1A"/>
           <w:sz w:val="21"/>
           <w:szCs w:val="21"/>
-        </w:rPr>
-        <w:t xml:space="preserve">1,225 × 4 = </w:t>
-      </w:r>
-      <w:r>
-        <w:rPr>
-          <w:rFonts w:ascii="Avenir Next" w:hAnsi="Avenir Next" w:cs="Avenir Next" w:eastAsia="Avenir Next"/>
-          <w:color w:val="1A1A1A"/>
-          <w:sz w:val="21"/>
-          <w:szCs w:val="21"/>
           <w:u w:val="single"/>
         </w:rPr>
         <w:t xml:space="preserve">                </w:t>
@@ -2704,7 +2723,7 @@
         <w:rPr>
           <w:rFonts w:ascii="Avenir Next" w:hAnsi="Avenir Next" w:cs="Avenir Next" w:eastAsia="Avenir Next"/>
           <w:color w:val="1A1A1A"/>
-          <w:sz w:val="21"/>
+          <w:sz w:val="22"/>
           <w:szCs w:val="21"/>
         </w:rPr>
         <w:t xml:space="preserve">.</w:t>
@@ -2724,35 +2743,35 @@
           <w:rFonts w:ascii="Avenir Next" w:hAnsi="Avenir Next" w:cs="Avenir Next" w:eastAsia="Avenir Next"/>
           <w:b/>
           <w:color w:val="003A70"/>
+          <w:sz w:val="22"/>
+          <w:szCs w:val="18"/>
+        </w:rPr>
+        <w:t xml:space="preserve">Step 2</w:t>
+      </w:r>
+      <w:r>
+        <w:rPr>
+          <w:rFonts w:ascii="Avenir Next" w:hAnsi="Avenir Next" w:cs="Avenir Next" w:eastAsia="Avenir Next"/>
+          <w:color w:val="1A1A1A"/>
           <w:sz w:val="18"/>
           <w:szCs w:val="18"/>
         </w:rPr>
-        <w:t xml:space="preserve">Step 2</w:t>
-      </w:r>
-      <w:r>
-        <w:rPr>
-          <w:rFonts w:ascii="Avenir Next" w:hAnsi="Avenir Next" w:cs="Avenir Next" w:eastAsia="Avenir Next"/>
-          <w:color w:val="1A1A1A"/>
-          <w:sz w:val="18"/>
-          <w:szCs w:val="18"/>
-        </w:rPr>
         <w:tab/>
       </w:r>
       <w:r>
         <w:rPr>
           <w:rFonts w:ascii="Avenir Next" w:hAnsi="Avenir Next" w:cs="Avenir Next" w:eastAsia="Avenir Next"/>
           <w:color w:val="1A1A1A"/>
+          <w:sz w:val="22"/>
+          <w:szCs w:val="21"/>
+        </w:rPr>
+        <w:t xml:space="preserve">12.25 has </w:t>
+      </w:r>
+      <w:r>
+        <w:rPr>
+          <w:rFonts w:ascii="Avenir Next" w:hAnsi="Avenir Next" w:cs="Avenir Next" w:eastAsia="Avenir Next"/>
+          <w:color w:val="1A1A1A"/>
           <w:sz w:val="21"/>
           <w:szCs w:val="21"/>
-        </w:rPr>
-        <w:t xml:space="preserve">12.25 has </w:t>
-      </w:r>
-      <w:r>
-        <w:rPr>
-          <w:rFonts w:ascii="Avenir Next" w:hAnsi="Avenir Next" w:cs="Avenir Next" w:eastAsia="Avenir Next"/>
-          <w:color w:val="1A1A1A"/>
-          <w:sz w:val="21"/>
-          <w:szCs w:val="21"/>
           <w:u w:val="single"/>
         </w:rPr>
         <w:t xml:space="preserve">                </w:t>
@@ -2761,7 +2780,7 @@
         <w:rPr>
           <w:rFonts w:ascii="Avenir Next" w:hAnsi="Avenir Next" w:cs="Avenir Next" w:eastAsia="Avenir Next"/>
           <w:color w:val="1A1A1A"/>
-          <w:sz w:val="21"/>
+          <w:sz w:val="22"/>
           <w:szCs w:val="21"/>
         </w:rPr>
         <w:t xml:space="preserve"> decimal places.</w:t>
@@ -2781,35 +2800,35 @@
           <w:rFonts w:ascii="Avenir Next" w:hAnsi="Avenir Next" w:cs="Avenir Next" w:eastAsia="Avenir Next"/>
           <w:b/>
           <w:color w:val="003A70"/>
+          <w:sz w:val="22"/>
+          <w:szCs w:val="18"/>
+        </w:rPr>
+        <w:t xml:space="preserve">Step 3</w:t>
+      </w:r>
+      <w:r>
+        <w:rPr>
+          <w:rFonts w:ascii="Avenir Next" w:hAnsi="Avenir Next" w:cs="Avenir Next" w:eastAsia="Avenir Next"/>
+          <w:color w:val="1A1A1A"/>
           <w:sz w:val="18"/>
           <w:szCs w:val="18"/>
         </w:rPr>
-        <w:t xml:space="preserve">Step 3</w:t>
-      </w:r>
-      <w:r>
-        <w:rPr>
-          <w:rFonts w:ascii="Avenir Next" w:hAnsi="Avenir Next" w:cs="Avenir Next" w:eastAsia="Avenir Next"/>
-          <w:color w:val="1A1A1A"/>
-          <w:sz w:val="18"/>
-          <w:szCs w:val="18"/>
-        </w:rPr>
         <w:tab/>
       </w:r>
       <w:r>
         <w:rPr>
           <w:rFonts w:ascii="Avenir Next" w:hAnsi="Avenir Next" w:cs="Avenir Next" w:eastAsia="Avenir Next"/>
           <w:color w:val="1A1A1A"/>
+          <w:sz w:val="22"/>
+          <w:szCs w:val="21"/>
+        </w:rPr>
+        <w:t xml:space="preserve">Place the point: $</w:t>
+      </w:r>
+      <w:r>
+        <w:rPr>
+          <w:rFonts w:ascii="Avenir Next" w:hAnsi="Avenir Next" w:cs="Avenir Next" w:eastAsia="Avenir Next"/>
+          <w:color w:val="1A1A1A"/>
           <w:sz w:val="21"/>
           <w:szCs w:val="21"/>
-        </w:rPr>
-        <w:t xml:space="preserve">Place the point: $</w:t>
-      </w:r>
-      <w:r>
-        <w:rPr>
-          <w:rFonts w:ascii="Avenir Next" w:hAnsi="Avenir Next" w:cs="Avenir Next" w:eastAsia="Avenir Next"/>
-          <w:color w:val="1A1A1A"/>
-          <w:sz w:val="21"/>
-          <w:szCs w:val="21"/>
           <w:u w:val="single"/>
         </w:rPr>
         <w:t xml:space="preserve">                </w:t>
@@ -2818,7 +2837,7 @@
         <w:rPr>
           <w:rFonts w:ascii="Avenir Next" w:hAnsi="Avenir Next" w:cs="Avenir Next" w:eastAsia="Avenir Next"/>
           <w:color w:val="1A1A1A"/>
-          <w:sz w:val="21"/>
+          <w:sz w:val="22"/>
           <w:szCs w:val="21"/>
         </w:rPr>
         <w:t xml:space="preserve">.</w:t>
@@ -2831,6 +2850,7 @@
     </w:p>
     <w:p>
       <w:pPr>
+        <w:pStyle w:val="Heading2"/>
         <w:keepNext/>
         <w:pBdr>
           <w:bottom w:val="single" w:sz="8" w:space="3" w:color="003A70"/>
@@ -2846,7 +2866,7 @@
           <w:b/>
           <w:color w:val="003A70"/>
           <w:spacing w:val="14"/>
-          <w:sz w:val="19"/>
+          <w:sz w:val="22"/>
           <w:szCs w:val="19"/>
         </w:rPr>
         <w:t xml:space="preserve">YOUR TURN</w:t>
@@ -2865,7 +2885,7 @@
           <w:rFonts w:ascii="Avenir Next" w:hAnsi="Avenir Next" w:cs="Avenir Next" w:eastAsia="Avenir Next"/>
           <w:i/>
           <w:color w:val="5A5F66"/>
-          <w:sz w:val="17"/>
+          <w:sz w:val="22"/>
           <w:szCs w:val="17"/>
         </w:rPr>
         <w:t xml:space="preserve">use the steps on your own</w:t>
@@ -3037,7 +3057,7 @@
                       <w:szCs w:val="22"/>
                       <w:u w:val="single"/>
                     </w:rPr>
-                    <w:t xml:space="preserve">        </w:t>
+                    <w:t xml:space="preserve">            </w:t>
                   </w:r>
                 </w:p>
               </w:tc>
@@ -3099,7 +3119,7 @@
                       <w:szCs w:val="22"/>
                       <w:u w:val="single"/>
                     </w:rPr>
-                    <w:t xml:space="preserve">        </w:t>
+                    <w:t xml:space="preserve">            </w:t>
                   </w:r>
                 </w:p>
               </w:tc>
@@ -3161,7 +3181,7 @@
                       <w:szCs w:val="22"/>
                       <w:u w:val="single"/>
                     </w:rPr>
-                    <w:t xml:space="preserve">        </w:t>
+                    <w:t xml:space="preserve">            </w:t>
                   </w:r>
                 </w:p>
               </w:tc>
@@ -3229,7 +3249,7 @@
                       <w:szCs w:val="22"/>
                       <w:u w:val="single"/>
                     </w:rPr>
-                    <w:t xml:space="preserve">        </w:t>
+                    <w:t xml:space="preserve">            </w:t>
                   </w:r>
                 </w:p>
               </w:tc>
@@ -3291,7 +3311,7 @@
                       <w:szCs w:val="22"/>
                       <w:u w:val="single"/>
                     </w:rPr>
-                    <w:t xml:space="preserve">        </w:t>
+                    <w:t xml:space="preserve">            </w:t>
                   </w:r>
                 </w:p>
               </w:tc>
@@ -3353,7 +3373,7 @@
                       <w:szCs w:val="22"/>
                       <w:u w:val="single"/>
                     </w:rPr>
-                    <w:t xml:space="preserve">        </w:t>
+                    <w:t xml:space="preserve">            </w:t>
                   </w:r>
                 </w:p>
               </w:tc>
@@ -3374,6 +3394,7 @@
     </w:p>
     <w:p>
       <w:pPr>
+        <w:pStyle w:val="Heading2"/>
         <w:keepNext/>
         <w:pBdr>
           <w:bottom w:val="single" w:sz="8" w:space="3" w:color="003A70"/>
@@ -3389,7 +3410,7 @@
           <w:b/>
           <w:color w:val="003A70"/>
           <w:spacing w:val="14"/>
-          <w:sz w:val="19"/>
+          <w:sz w:val="22"/>
           <w:szCs w:val="19"/>
         </w:rPr>
         <w:t xml:space="preserve">READY CHECK</w:t>
@@ -3408,7 +3429,7 @@
           <w:rFonts w:ascii="Avenir Next" w:hAnsi="Avenir Next" w:cs="Avenir Next" w:eastAsia="Avenir Next"/>
           <w:i/>
           <w:color w:val="5A5F66"/>
-          <w:sz w:val="17"/>
+          <w:sz w:val="22"/>
           <w:szCs w:val="17"/>
         </w:rPr>
         <w:t xml:space="preserve">a problem like the one in today’s lesson</w:t>
@@ -3540,25 +3561,25 @@
                       <w:rFonts w:ascii="Avenir Next" w:hAnsi="Avenir Next" w:cs="Avenir Next" w:eastAsia="Avenir Next"/>
                       <w:b/>
                       <w:color w:val="003A70"/>
+                      <w:sz w:val="22"/>
+                      <w:szCs w:val="21"/>
+                    </w:rPr>
+                    <w:t xml:space="preserve">A</w:t>
+                  </w:r>
+                  <w:r>
+                    <w:rPr>
+                      <w:rFonts w:ascii="Avenir Next" w:hAnsi="Avenir Next" w:cs="Avenir Next" w:eastAsia="Avenir Next"/>
+                      <w:color w:val="1A1A1A"/>
                       <w:sz w:val="21"/>
                       <w:szCs w:val="21"/>
                     </w:rPr>
-                    <w:t xml:space="preserve">A</w:t>
-                  </w:r>
-                  <w:r>
-                    <w:rPr>
-                      <w:rFonts w:ascii="Avenir Next" w:hAnsi="Avenir Next" w:cs="Avenir Next" w:eastAsia="Avenir Next"/>
-                      <w:color w:val="1A1A1A"/>
-                      <w:sz w:val="21"/>
-                      <w:szCs w:val="21"/>
-                    </w:rPr>
                     <w:tab/>
                   </w:r>
                   <w:r>
                     <w:rPr>
                       <w:rFonts w:ascii="Avenir Next" w:hAnsi="Avenir Next" w:cs="Avenir Next" w:eastAsia="Avenir Next"/>
                       <w:color w:val="1A1A1A"/>
-                      <w:sz w:val="21"/>
+                      <w:sz w:val="22"/>
                       <w:szCs w:val="21"/>
                     </w:rPr>
                     <w:t xml:space="preserve">$3.75</w:t>
@@ -3583,25 +3604,25 @@
                       <w:rFonts w:ascii="Avenir Next" w:hAnsi="Avenir Next" w:cs="Avenir Next" w:eastAsia="Avenir Next"/>
                       <w:b/>
                       <w:color w:val="003A70"/>
+                      <w:sz w:val="22"/>
+                      <w:szCs w:val="21"/>
+                    </w:rPr>
+                    <w:t xml:space="preserve">B</w:t>
+                  </w:r>
+                  <w:r>
+                    <w:rPr>
+                      <w:rFonts w:ascii="Avenir Next" w:hAnsi="Avenir Next" w:cs="Avenir Next" w:eastAsia="Avenir Next"/>
+                      <w:color w:val="1A1A1A"/>
                       <w:sz w:val="21"/>
                       <w:szCs w:val="21"/>
                     </w:rPr>
-                    <w:t xml:space="preserve">B</w:t>
-                  </w:r>
-                  <w:r>
-                    <w:rPr>
-                      <w:rFonts w:ascii="Avenir Next" w:hAnsi="Avenir Next" w:cs="Avenir Next" w:eastAsia="Avenir Next"/>
-                      <w:color w:val="1A1A1A"/>
-                      <w:sz w:val="21"/>
-                      <w:szCs w:val="21"/>
-                    </w:rPr>
                     <w:tab/>
                   </w:r>
                   <w:r>
                     <w:rPr>
                       <w:rFonts w:ascii="Avenir Next" w:hAnsi="Avenir Next" w:cs="Avenir Next" w:eastAsia="Avenir Next"/>
                       <w:color w:val="1A1A1A"/>
-                      <w:sz w:val="21"/>
+                      <w:sz w:val="22"/>
                       <w:szCs w:val="21"/>
                     </w:rPr>
                     <w:t xml:space="preserve">$36.50</w:t>
@@ -3626,25 +3647,25 @@
                       <w:rFonts w:ascii="Avenir Next" w:hAnsi="Avenir Next" w:cs="Avenir Next" w:eastAsia="Avenir Next"/>
                       <w:b/>
                       <w:color w:val="003A70"/>
+                      <w:sz w:val="22"/>
+                      <w:szCs w:val="21"/>
+                    </w:rPr>
+                    <w:t xml:space="preserve">C</w:t>
+                  </w:r>
+                  <w:r>
+                    <w:rPr>
+                      <w:rFonts w:ascii="Avenir Next" w:hAnsi="Avenir Next" w:cs="Avenir Next" w:eastAsia="Avenir Next"/>
+                      <w:color w:val="1A1A1A"/>
                       <w:sz w:val="21"/>
                       <w:szCs w:val="21"/>
                     </w:rPr>
-                    <w:t xml:space="preserve">C</w:t>
-                  </w:r>
-                  <w:r>
-                    <w:rPr>
-                      <w:rFonts w:ascii="Avenir Next" w:hAnsi="Avenir Next" w:cs="Avenir Next" w:eastAsia="Avenir Next"/>
-                      <w:color w:val="1A1A1A"/>
-                      <w:sz w:val="21"/>
-                      <w:szCs w:val="21"/>
-                    </w:rPr>
                     <w:tab/>
                   </w:r>
                   <w:r>
                     <w:rPr>
                       <w:rFonts w:ascii="Avenir Next" w:hAnsi="Avenir Next" w:cs="Avenir Next" w:eastAsia="Avenir Next"/>
                       <w:color w:val="1A1A1A"/>
-                      <w:sz w:val="21"/>
+                      <w:sz w:val="22"/>
                       <w:szCs w:val="21"/>
                     </w:rPr>
                     <w:t xml:space="preserve">$37.50</w:t>
@@ -3669,25 +3690,25 @@
                       <w:rFonts w:ascii="Avenir Next" w:hAnsi="Avenir Next" w:cs="Avenir Next" w:eastAsia="Avenir Next"/>
                       <w:b/>
                       <w:color w:val="003A70"/>
+                      <w:sz w:val="22"/>
+                      <w:szCs w:val="21"/>
+                    </w:rPr>
+                    <w:t xml:space="preserve">D</w:t>
+                  </w:r>
+                  <w:r>
+                    <w:rPr>
+                      <w:rFonts w:ascii="Avenir Next" w:hAnsi="Avenir Next" w:cs="Avenir Next" w:eastAsia="Avenir Next"/>
+                      <w:color w:val="1A1A1A"/>
                       <w:sz w:val="21"/>
                       <w:szCs w:val="21"/>
                     </w:rPr>
-                    <w:t xml:space="preserve">D</w:t>
-                  </w:r>
-                  <w:r>
-                    <w:rPr>
-                      <w:rFonts w:ascii="Avenir Next" w:hAnsi="Avenir Next" w:cs="Avenir Next" w:eastAsia="Avenir Next"/>
-                      <w:color w:val="1A1A1A"/>
-                      <w:sz w:val="21"/>
-                      <w:szCs w:val="21"/>
-                    </w:rPr>
                     <w:tab/>
                   </w:r>
                   <w:r>
                     <w:rPr>
                       <w:rFonts w:ascii="Avenir Next" w:hAnsi="Avenir Next" w:cs="Avenir Next" w:eastAsia="Avenir Next"/>
                       <w:color w:val="1A1A1A"/>
-                      <w:sz w:val="21"/>
+                      <w:sz w:val="22"/>
                       <w:szCs w:val="21"/>
                     </w:rPr>
                     <w:t xml:space="preserve">$375.00</w:t>
@@ -3736,19 +3757,42 @@
         <w:tblLook w:val="0000" w:firstRow="0" w:lastRow="0" w:firstColumn="0" w:lastColumn="0" w:noHBand="1" w:noVBand="1"/>
       </w:tblPr>
       <w:tblGrid>
-        <w:gridCol w:w="2000"/>
-        <w:gridCol w:w="2300"/>
-        <w:gridCol w:w="2100"/>
-        <w:gridCol w:w="3104"/>
+        <w:gridCol w:w="1750"/>
+        <w:gridCol w:w="2500"/>
+        <w:gridCol w:w="2200"/>
+        <w:gridCol w:w="3054"/>
       </w:tblGrid>
       <w:tr>
         <w:trPr>
           <w:cantSplit/>
-          <w:trHeight w:val="320" w:hRule="atLeast"/>
+          <w:trHeight w:val="300" w:hRule="atLeast"/>
         </w:trPr>
         <w:tc>
           <w:tcPr>
-            <w:tcW w:w="2000" w:type="dxa"/>
+            <w:tcW w:w="1750" w:type="dxa"/>
+            <w:vAlign w:val="center"/>
+          </w:tcPr>
+          <w:p>
+            <w:pPr>
+              <w:pStyle w:val="Heading2"/>
+              <w:spacing w:before="0" w:after="0" w:line="240" w:lineRule="auto"/>
+            </w:pPr>
+            <w:r>
+              <w:rPr>
+                <w:rFonts w:ascii="Avenir Next" w:hAnsi="Avenir Next" w:cs="Avenir Next" w:eastAsia="Avenir Next"/>
+                <w:b/>
+                <w:color w:val="003A70"/>
+                <w:spacing w:val="12"/>
+                <w:sz w:val="15"/>
+                <w:szCs w:val="15"/>
+              </w:rPr>
+              <w:t xml:space="preserve">CHECK YOURSELF</w:t>
+            </w:r>
+          </w:p>
+        </w:tc>
+        <w:tc>
+          <w:tcPr>
+            <w:tcW w:w="2500" w:type="dxa"/>
             <w:vAlign w:val="center"/>
           </w:tcPr>
           <w:p>
@@ -3757,20 +3801,27 @@
             </w:pPr>
             <w:r>
               <w:rPr>
-                <w:rFonts w:ascii="Avenir Next" w:hAnsi="Avenir Next" w:cs="Avenir Next" w:eastAsia="Avenir Next"/>
-                <w:b/>
-                <w:color w:val="003A70"/>
-                <w:spacing w:val="12"/>
-                <w:sz w:val="15"/>
-                <w:szCs w:val="15"/>
-              </w:rPr>
-              <w:t xml:space="preserve">CHECK YOURSELF</w:t>
+                <w:rFonts w:ascii="Arial" w:hAnsi="Arial" w:cs="Arial" w:eastAsia="Arial"/>
+                <w:color w:val="1A1A1A"/>
+                <w:sz w:val="20"/>
+                <w:szCs w:val="20"/>
+              </w:rPr>
+              <w:t xml:space="preserve">□</w:t>
+            </w:r>
+            <w:r>
+              <w:rPr>
+                <w:rFonts w:ascii="Avenir Next" w:hAnsi="Avenir Next" w:cs="Avenir Next" w:eastAsia="Avenir Next"/>
+                <w:color w:val="1A1A1A"/>
+                <w:sz w:val="17"/>
+                <w:szCs w:val="17"/>
+              </w:rPr>
+              <w:t xml:space="preserve">  I can do this on my own</w:t>
             </w:r>
           </w:p>
         </w:tc>
         <w:tc>
           <w:tcPr>
-            <w:tcW w:w="2300" w:type="dxa"/>
+            <w:tcW w:w="2200" w:type="dxa"/>
             <w:vAlign w:val="center"/>
           </w:tcPr>
           <w:p>
@@ -3781,8 +3832,8 @@
               <w:rPr>
                 <w:rFonts w:ascii="Arial" w:hAnsi="Arial" w:cs="Arial" w:eastAsia="Arial"/>
                 <w:color w:val="1A1A1A"/>
-                <w:sz w:val="24"/>
-                <w:szCs w:val="24"/>
+                <w:sz w:val="20"/>
+                <w:szCs w:val="20"/>
               </w:rPr>
               <w:t xml:space="preserve">□</w:t>
             </w:r>
@@ -3793,13 +3844,13 @@
                 <w:sz w:val="17"/>
                 <w:szCs w:val="17"/>
               </w:rPr>
-              <w:t xml:space="preserve">  I can do this on my own</w:t>
+              <w:t xml:space="preserve">  I need a little help</w:t>
             </w:r>
           </w:p>
         </w:tc>
         <w:tc>
           <w:tcPr>
-            <w:tcW w:w="2100" w:type="dxa"/>
+            <w:tcW w:w="3054" w:type="dxa"/>
             <w:vAlign w:val="center"/>
           </w:tcPr>
           <w:p>
@@ -3810,37 +3861,8 @@
               <w:rPr>
                 <w:rFonts w:ascii="Arial" w:hAnsi="Arial" w:cs="Arial" w:eastAsia="Arial"/>
                 <w:color w:val="1A1A1A"/>
-                <w:sz w:val="24"/>
-                <w:szCs w:val="24"/>
-              </w:rPr>
-              <w:t xml:space="preserve">□</w:t>
-            </w:r>
-            <w:r>
-              <w:rPr>
-                <w:rFonts w:ascii="Avenir Next" w:hAnsi="Avenir Next" w:cs="Avenir Next" w:eastAsia="Avenir Next"/>
-                <w:color w:val="1A1A1A"/>
-                <w:sz w:val="17"/>
-                <w:szCs w:val="17"/>
-              </w:rPr>
-              <w:t xml:space="preserve">  I need a little help</w:t>
-            </w:r>
-          </w:p>
-        </w:tc>
-        <w:tc>
-          <w:tcPr>
-            <w:tcW w:w="3104" w:type="dxa"/>
-            <w:vAlign w:val="center"/>
-          </w:tcPr>
-          <w:p>
-            <w:pPr>
-              <w:spacing w:before="0" w:after="0" w:line="240" w:lineRule="auto"/>
-            </w:pPr>
-            <w:r>
-              <w:rPr>
-                <w:rFonts w:ascii="Arial" w:hAnsi="Arial" w:cs="Arial" w:eastAsia="Arial"/>
-                <w:color w:val="1A1A1A"/>
-                <w:sz w:val="24"/>
-                <w:szCs w:val="24"/>
+                <w:sz w:val="20"/>
+                <w:szCs w:val="20"/>
               </w:rPr>
               <w:t xml:space="preserve">□</w:t>
             </w:r>
@@ -3875,7 +3897,7 @@
     <w:sectPr>
       <w:footerReference w:type="default" r:id="rIdFooter1"/>
       <w:pgSz w:w="12240" w:h="15840"/>
-      <w:pgMar w:top="893" w:right="1224" w:bottom="835" w:left="1512" w:header="432" w:footer="432" w:gutter="0"/>
+      <w:pgMar w:top="780" w:right="1224" w:bottom="760" w:left="1512" w:header="432" w:footer="432" w:gutter="0"/>
       <w:cols w:space="720"/>
     </w:sectPr>
   </w:body>
@@ -3955,7 +3977,106 @@
               <w:sz w:val="15"/>
               <w:szCs w:val="15"/>
             </w:rPr>
-            <w:t xml:space="preserve">Lesson 8-3  ·  Session 2  ·  Prerequisite Practice A</w:t>
+            <w:t xml:space="preserve">8-3 · Page </w:t>
+          </w:r>
+          <w:r>
+            <w:rPr>
+              <w:rFonts w:ascii="Avenir Next" w:hAnsi="Avenir Next" w:cs="Avenir Next" w:eastAsia="Avenir Next"/>
+              <w:color w:val="5A5F66"/>
+              <w:sz w:val="15"/>
+              <w:szCs w:val="15"/>
+            </w:rPr>
+            <w:fldChar w:fldCharType="begin"/>
+          </w:r>
+          <w:r>
+            <w:rPr>
+              <w:rFonts w:ascii="Avenir Next" w:hAnsi="Avenir Next" w:cs="Avenir Next" w:eastAsia="Avenir Next"/>
+              <w:color w:val="5A5F66"/>
+              <w:sz w:val="15"/>
+              <w:szCs w:val="15"/>
+            </w:rPr>
+            <w:instrText xml:space="preserve"> PAGE </w:instrText>
+          </w:r>
+          <w:r>
+            <w:rPr>
+              <w:rFonts w:ascii="Avenir Next" w:hAnsi="Avenir Next" w:cs="Avenir Next" w:eastAsia="Avenir Next"/>
+              <w:color w:val="5A5F66"/>
+              <w:sz w:val="15"/>
+              <w:szCs w:val="15"/>
+            </w:rPr>
+            <w:fldChar w:fldCharType="separate"/>
+          </w:r>
+          <w:r>
+            <w:rPr>
+              <w:rFonts w:ascii="Avenir Next" w:hAnsi="Avenir Next" w:cs="Avenir Next" w:eastAsia="Avenir Next"/>
+              <w:color w:val="5A5F66"/>
+              <w:sz w:val="15"/>
+              <w:szCs w:val="15"/>
+            </w:rPr>
+            <w:t xml:space="preserve">1</w:t>
+          </w:r>
+          <w:r>
+            <w:rPr>
+              <w:rFonts w:ascii="Avenir Next" w:hAnsi="Avenir Next" w:cs="Avenir Next" w:eastAsia="Avenir Next"/>
+              <w:color w:val="5A5F66"/>
+              <w:sz w:val="15"/>
+              <w:szCs w:val="15"/>
+            </w:rPr>
+            <w:fldChar w:fldCharType="end"/>
+          </w:r>
+          <w:r>
+            <w:rPr>
+              <w:rFonts w:ascii="Avenir Next" w:hAnsi="Avenir Next" w:cs="Avenir Next" w:eastAsia="Avenir Next"/>
+              <w:color w:val="5A5F66"/>
+              <w:sz w:val="15"/>
+              <w:szCs w:val="15"/>
+            </w:rPr>
+            <w:t xml:space="preserve"> of </w:t>
+          </w:r>
+          <w:r>
+            <w:rPr>
+              <w:rFonts w:ascii="Avenir Next" w:hAnsi="Avenir Next" w:cs="Avenir Next" w:eastAsia="Avenir Next"/>
+              <w:color w:val="5A5F66"/>
+              <w:sz w:val="15"/>
+              <w:szCs w:val="15"/>
+            </w:rPr>
+            <w:fldChar w:fldCharType="begin"/>
+          </w:r>
+          <w:r>
+            <w:rPr>
+              <w:rFonts w:ascii="Avenir Next" w:hAnsi="Avenir Next" w:cs="Avenir Next" w:eastAsia="Avenir Next"/>
+              <w:color w:val="5A5F66"/>
+              <w:sz w:val="15"/>
+              <w:szCs w:val="15"/>
+            </w:rPr>
+            <w:instrText xml:space="preserve"> NUMPAGES </w:instrText>
+          </w:r>
+          <w:r>
+            <w:rPr>
+              <w:rFonts w:ascii="Avenir Next" w:hAnsi="Avenir Next" w:cs="Avenir Next" w:eastAsia="Avenir Next"/>
+              <w:color w:val="5A5F66"/>
+              <w:sz w:val="15"/>
+              <w:szCs w:val="15"/>
+            </w:rPr>
+            <w:fldChar w:fldCharType="separate"/>
+          </w:r>
+          <w:r>
+            <w:rPr>
+              <w:rFonts w:ascii="Avenir Next" w:hAnsi="Avenir Next" w:cs="Avenir Next" w:eastAsia="Avenir Next"/>
+              <w:color w:val="5A5F66"/>
+              <w:sz w:val="15"/>
+              <w:szCs w:val="15"/>
+            </w:rPr>
+            <w:t xml:space="preserve">1</w:t>
+          </w:r>
+          <w:r>
+            <w:rPr>
+              <w:rFonts w:ascii="Avenir Next" w:hAnsi="Avenir Next" w:cs="Avenir Next" w:eastAsia="Avenir Next"/>
+              <w:color w:val="5A5F66"/>
+              <w:sz w:val="15"/>
+              <w:szCs w:val="15"/>
+            </w:rPr>
+            <w:fldChar w:fldCharType="end"/>
           </w:r>
         </w:p>
       </w:tc>
@@ -3998,5 +4119,23 @@
       </w:tblCellMar>
     </w:tblPr>
   </w:style>
+  <w:style w:type="paragraph" w:styleId="Heading1">
+    <w:name w:val="heading 1"/>
+    <w:basedOn w:val="Normal"/>
+    <w:pPr>
+      <w:outlineLvl w:val="0"/>
+      <w:keepNext w:val="0"/>
+      <w:keepLines w:val="0"/>
+    </w:pPr>
+  </w:style>
+  <w:style w:type="paragraph" w:styleId="Heading2">
+    <w:name w:val="heading 2"/>
+    <w:basedOn w:val="Normal"/>
+    <w:pPr>
+      <w:outlineLvl w:val="1"/>
+      <w:keepNext w:val="0"/>
+      <w:keepLines w:val="0"/>
+    </w:pPr>
+  </w:style>
 </w:styles>
 </file>